--- a/docs/周报.docx
+++ b/docs/周报.docx
@@ -128,49 +128,7 @@
         <w:rPr>
           <w:rFonts w:asciiTheme="minorEastAsia" w:hAnsiTheme="minorEastAsia" w:hint="eastAsia"/>
         </w:rPr>
-        <w:t>安装</w:t>
-      </w:r>
-      <w:proofErr w:type="spellStart"/>
-      <w:r>
-        <w:rPr>
-          <w:rFonts w:asciiTheme="minorEastAsia" w:hAnsiTheme="minorEastAsia" w:hint="eastAsia"/>
-        </w:rPr>
-        <w:t>LangGraph</w:t>
-      </w:r>
-      <w:proofErr w:type="spellEnd"/>
-      <w:r>
-        <w:rPr>
-          <w:rFonts w:asciiTheme="minorEastAsia" w:hAnsiTheme="minorEastAsia" w:hint="eastAsia"/>
-        </w:rPr>
-        <w:t>、</w:t>
-      </w:r>
-      <w:proofErr w:type="spellStart"/>
-      <w:r>
-        <w:rPr>
-          <w:rFonts w:asciiTheme="minorEastAsia" w:hAnsiTheme="minorEastAsia" w:hint="eastAsia"/>
-        </w:rPr>
-        <w:t>LangChain</w:t>
-      </w:r>
-      <w:proofErr w:type="spellEnd"/>
-      <w:r>
-        <w:rPr>
-          <w:rFonts w:asciiTheme="minorEastAsia" w:hAnsiTheme="minorEastAsia" w:hint="eastAsia"/>
-        </w:rPr>
-        <w:t>、</w:t>
-      </w:r>
-      <w:proofErr w:type="spellStart"/>
-      <w:r>
-        <w:rPr>
-          <w:rFonts w:asciiTheme="minorEastAsia" w:hAnsiTheme="minorEastAsia" w:hint="eastAsia"/>
-        </w:rPr>
-        <w:t>pytest</w:t>
-      </w:r>
-      <w:proofErr w:type="spellEnd"/>
-      <w:r>
-        <w:rPr>
-          <w:rFonts w:asciiTheme="minorEastAsia" w:hAnsiTheme="minorEastAsia" w:hint="eastAsia"/>
-        </w:rPr>
-        <w:t>等依赖</w:t>
+        <w:t>安装LangGraph、LangChain、pytest等依赖</w:t>
       </w:r>
     </w:p>
     <w:p>
@@ -188,21 +146,7 @@
         <w:rPr>
           <w:rFonts w:asciiTheme="minorEastAsia" w:hAnsiTheme="minorEastAsia" w:hint="eastAsia"/>
         </w:rPr>
-        <w:t>配置</w:t>
-      </w:r>
-      <w:proofErr w:type="spellStart"/>
-      <w:r>
-        <w:rPr>
-          <w:rFonts w:asciiTheme="minorEastAsia" w:hAnsiTheme="minorEastAsia" w:hint="eastAsia"/>
-        </w:rPr>
-        <w:t>VSCode</w:t>
-      </w:r>
-      <w:proofErr w:type="spellEnd"/>
-      <w:r>
-        <w:rPr>
-          <w:rFonts w:asciiTheme="minorEastAsia" w:hAnsiTheme="minorEastAsia" w:hint="eastAsia"/>
-        </w:rPr>
-        <w:t>统一开发环境</w:t>
+        <w:t>配置VSCode统一开发环境</w:t>
       </w:r>
     </w:p>
     <w:p>
@@ -221,21 +165,7 @@
         <w:rPr>
           <w:rFonts w:asciiTheme="minorEastAsia" w:hAnsiTheme="minorEastAsia" w:hint="eastAsia"/>
         </w:rPr>
-        <w:t>智能</w:t>
-      </w:r>
-      <w:proofErr w:type="gramStart"/>
-      <w:r>
-        <w:rPr>
-          <w:rFonts w:asciiTheme="minorEastAsia" w:hAnsiTheme="minorEastAsia" w:hint="eastAsia"/>
-        </w:rPr>
-        <w:t>体核心</w:t>
-      </w:r>
-      <w:proofErr w:type="gramEnd"/>
-      <w:r>
-        <w:rPr>
-          <w:rFonts w:asciiTheme="minorEastAsia" w:hAnsiTheme="minorEastAsia" w:hint="eastAsia"/>
-        </w:rPr>
-        <w:t>框架搭建</w:t>
+        <w:t>智能体核心框架搭建</w:t>
       </w:r>
     </w:p>
     <w:p>
@@ -253,21 +183,7 @@
         <w:rPr>
           <w:rFonts w:asciiTheme="minorEastAsia" w:hAnsiTheme="minorEastAsia" w:hint="eastAsia"/>
         </w:rPr>
-        <w:t>基于</w:t>
-      </w:r>
-      <w:proofErr w:type="spellStart"/>
-      <w:r>
-        <w:rPr>
-          <w:rFonts w:asciiTheme="minorEastAsia" w:hAnsiTheme="minorEastAsia" w:hint="eastAsia"/>
-        </w:rPr>
-        <w:t>LangGraph</w:t>
-      </w:r>
-      <w:proofErr w:type="spellEnd"/>
-      <w:r>
-        <w:rPr>
-          <w:rFonts w:asciiTheme="minorEastAsia" w:hAnsiTheme="minorEastAsia" w:hint="eastAsia"/>
-        </w:rPr>
-        <w:t>实现智能体状态机</w:t>
+        <w:t>基于LangGraph实现智能体状态机</w:t>
       </w:r>
     </w:p>
     <w:p>
@@ -395,21 +311,7 @@
         <w:rPr>
           <w:rFonts w:asciiTheme="minorEastAsia" w:hAnsiTheme="minorEastAsia" w:hint="eastAsia"/>
         </w:rPr>
-        <w:t>完成 real_tools.py（文件保存、</w:t>
-      </w:r>
-      <w:proofErr w:type="spellStart"/>
-      <w:r>
-        <w:rPr>
-          <w:rFonts w:asciiTheme="minorEastAsia" w:hAnsiTheme="minorEastAsia" w:hint="eastAsia"/>
-        </w:rPr>
-        <w:t>pytest</w:t>
-      </w:r>
-      <w:proofErr w:type="spellEnd"/>
-      <w:r>
-        <w:rPr>
-          <w:rFonts w:asciiTheme="minorEastAsia" w:hAnsiTheme="minorEastAsia" w:hint="eastAsia"/>
-        </w:rPr>
-        <w:t>运行）</w:t>
+        <w:t>完成 real_tools.py（文件保存、pytest运行）</w:t>
       </w:r>
     </w:p>
     <w:p>
@@ -501,35 +403,7 @@
         <w:rPr>
           <w:rFonts w:asciiTheme="minorEastAsia" w:hAnsiTheme="minorEastAsia" w:hint="eastAsia"/>
         </w:rPr>
-        <w:t>完成</w:t>
-      </w:r>
-      <w:proofErr w:type="spellStart"/>
-      <w:r>
-        <w:rPr>
-          <w:rFonts w:asciiTheme="minorEastAsia" w:hAnsiTheme="minorEastAsia" w:hint="eastAsia"/>
-        </w:rPr>
-        <w:t>FastAPI</w:t>
-      </w:r>
-      <w:proofErr w:type="spellEnd"/>
-      <w:r>
-        <w:rPr>
-          <w:rFonts w:asciiTheme="minorEastAsia" w:hAnsiTheme="minorEastAsia" w:hint="eastAsia"/>
-        </w:rPr>
-        <w:t>服务（server.py），供</w:t>
-      </w:r>
-      <w:proofErr w:type="spellStart"/>
-      <w:r>
-        <w:rPr>
-          <w:rFonts w:asciiTheme="minorEastAsia" w:hAnsiTheme="minorEastAsia" w:hint="eastAsia"/>
-        </w:rPr>
-        <w:t>VSCode</w:t>
-      </w:r>
-      <w:proofErr w:type="spellEnd"/>
-      <w:r>
-        <w:rPr>
-          <w:rFonts w:asciiTheme="minorEastAsia" w:hAnsiTheme="minorEastAsia" w:hint="eastAsia"/>
-        </w:rPr>
-        <w:t>插件调用</w:t>
+        <w:t>完成FastAPI服务（server.py），供VSCode插件调用</w:t>
       </w:r>
     </w:p>
     <w:p>
@@ -720,14 +594,12 @@
                 <w:rFonts w:asciiTheme="minorEastAsia" w:hAnsiTheme="minorEastAsia" w:hint="eastAsia"/>
               </w:rPr>
             </w:pPr>
-            <w:proofErr w:type="spellStart"/>
             <w:r>
               <w:rPr>
                 <w:rFonts w:hint="eastAsia"/>
               </w:rPr>
               <w:t>LangGraph</w:t>
             </w:r>
-            <w:proofErr w:type="spellEnd"/>
           </w:p>
         </w:tc>
         <w:tc>
@@ -856,16 +728,8 @@
               <w:rPr>
                 <w:rFonts w:hint="eastAsia"/>
               </w:rPr>
-              <w:t>避免Markdown污染</w:t>
+              <w:t>避免Markdown污染pytest</w:t>
             </w:r>
-            <w:proofErr w:type="spellStart"/>
-            <w:r>
-              <w:rPr>
-                <w:rFonts w:hint="eastAsia"/>
-              </w:rPr>
-              <w:t>pytest</w:t>
-            </w:r>
-            <w:proofErr w:type="spellEnd"/>
           </w:p>
         </w:tc>
       </w:tr>
@@ -1012,21 +876,7 @@
         <w:rPr>
           <w:rFonts w:asciiTheme="minorEastAsia" w:hAnsiTheme="minorEastAsia" w:hint="eastAsia"/>
         </w:rPr>
-        <w:t>修复测试执行中的路径问题（</w:t>
-      </w:r>
-      <w:proofErr w:type="spellStart"/>
-      <w:r>
-        <w:rPr>
-          <w:rFonts w:asciiTheme="minorEastAsia" w:hAnsiTheme="minorEastAsia" w:hint="eastAsia"/>
-        </w:rPr>
-        <w:t>test_dir</w:t>
-      </w:r>
-      <w:proofErr w:type="spellEnd"/>
-      <w:r>
-        <w:rPr>
-          <w:rFonts w:asciiTheme="minorEastAsia" w:hAnsiTheme="minorEastAsia" w:hint="eastAsia"/>
-        </w:rPr>
-        <w:t>未定义）</w:t>
+        <w:t>修复测试执行中的路径问题（test_dir未定义）</w:t>
       </w:r>
     </w:p>
     <w:p>
@@ -1054,19 +904,11 @@
         </w:rPr>
         <w:t>2、</w:t>
       </w:r>
-      <w:proofErr w:type="spellStart"/>
-      <w:r>
-        <w:rPr>
-          <w:rFonts w:asciiTheme="minorEastAsia" w:hAnsiTheme="minorEastAsia" w:hint="eastAsia"/>
-        </w:rPr>
-        <w:t>VSCode</w:t>
-      </w:r>
-      <w:proofErr w:type="spellEnd"/>
-      <w:r>
-        <w:rPr>
-          <w:rFonts w:asciiTheme="minorEastAsia" w:hAnsiTheme="minorEastAsia" w:hint="eastAsia"/>
-        </w:rPr>
-        <w:t>插件联调</w:t>
+      <w:r>
+        <w:rPr>
+          <w:rFonts w:asciiTheme="minorEastAsia" w:hAnsiTheme="minorEastAsia" w:hint="eastAsia"/>
+        </w:rPr>
+        <w:t>VSCode插件联调</w:t>
       </w:r>
     </w:p>
     <w:p>
@@ -1103,21 +945,7 @@
           <w:rFonts w:asciiTheme="minorEastAsia" w:hAnsiTheme="minorEastAsia" w:hint="eastAsia"/>
         </w:rPr>
         <w:lastRenderedPageBreak/>
-        <w:t>配置</w:t>
-      </w:r>
-      <w:proofErr w:type="spellStart"/>
-      <w:r>
-        <w:rPr>
-          <w:rFonts w:asciiTheme="minorEastAsia" w:hAnsiTheme="minorEastAsia" w:hint="eastAsia"/>
-        </w:rPr>
-        <w:t>package.json</w:t>
-      </w:r>
-      <w:proofErr w:type="spellEnd"/>
-      <w:r>
-        <w:rPr>
-          <w:rFonts w:asciiTheme="minorEastAsia" w:hAnsiTheme="minorEastAsia" w:hint="eastAsia"/>
-        </w:rPr>
-        <w:t>，添加生成代码命令</w:t>
+        <w:t>配置package.json，添加生成代码命令</w:t>
       </w:r>
     </w:p>
     <w:p>
@@ -1158,19 +986,11 @@
           <w:rFonts w:asciiTheme="minorEastAsia" w:hAnsiTheme="minorEastAsia" w:hint="eastAsia"/>
         </w:rPr>
       </w:pPr>
-      <w:proofErr w:type="gramStart"/>
-      <w:r>
-        <w:rPr>
-          <w:rFonts w:asciiTheme="minorEastAsia" w:hAnsiTheme="minorEastAsia" w:hint="eastAsia"/>
-        </w:rPr>
-        <w:t>软工考试</w:t>
-      </w:r>
-      <w:proofErr w:type="gramEnd"/>
-      <w:r>
-        <w:rPr>
-          <w:rFonts w:asciiTheme="minorEastAsia" w:hAnsiTheme="minorEastAsia" w:hint="eastAsia"/>
-        </w:rPr>
-        <w:t>复习及考试</w:t>
+      <w:r>
+        <w:rPr>
+          <w:rFonts w:asciiTheme="minorEastAsia" w:hAnsiTheme="minorEastAsia" w:hint="eastAsia"/>
+        </w:rPr>
+        <w:t>软工考试复习及考试</w:t>
       </w:r>
     </w:p>
     <w:p>
@@ -1196,44 +1016,8 @@
         <w:rPr>
           <w:rFonts w:asciiTheme="minorEastAsia" w:hAnsiTheme="minorEastAsia" w:hint="eastAsia"/>
         </w:rPr>
-        <w:t>extension/</w:t>
-      </w:r>
-      <w:proofErr w:type="spellStart"/>
-      <w:r>
-        <w:rPr>
-          <w:rFonts w:asciiTheme="minorEastAsia" w:hAnsiTheme="minorEastAsia" w:hint="eastAsia"/>
-        </w:rPr>
-        <w:t>package.json</w:t>
-      </w:r>
-      <w:proofErr w:type="spellEnd"/>
-      <w:r>
-        <w:rPr>
-          <w:rFonts w:asciiTheme="minorEastAsia" w:hAnsiTheme="minorEastAsia" w:hint="eastAsia"/>
-        </w:rPr>
-        <w:t>、extension/</w:t>
-      </w:r>
-      <w:proofErr w:type="spellStart"/>
-      <w:r>
-        <w:rPr>
-          <w:rFonts w:asciiTheme="minorEastAsia" w:hAnsiTheme="minorEastAsia" w:hint="eastAsia"/>
-        </w:rPr>
-        <w:t>src</w:t>
-      </w:r>
-      <w:proofErr w:type="spellEnd"/>
-      <w:r>
-        <w:rPr>
-          <w:rFonts w:asciiTheme="minorEastAsia" w:hAnsiTheme="minorEastAsia" w:hint="eastAsia"/>
-        </w:rPr>
-        <w:t>/</w:t>
-      </w:r>
-      <w:proofErr w:type="spellStart"/>
-      <w:r>
-        <w:rPr>
-          <w:rFonts w:asciiTheme="minorEastAsia" w:hAnsiTheme="minorEastAsia" w:hint="eastAsia"/>
-        </w:rPr>
-        <w:t>extension.ts</w:t>
-      </w:r>
-      <w:proofErr w:type="spellEnd"/>
+        <w:t>extension/package.json、extension/src/extension.ts</w:t>
+      </w:r>
     </w:p>
     <w:p>
       <w:pPr>
@@ -1334,21 +1118,7 @@
         <w:rPr>
           <w:rFonts w:asciiTheme="minorEastAsia" w:hAnsiTheme="minorEastAsia" w:hint="eastAsia"/>
         </w:rPr>
-        <w:t>确定基准测试方案（5个</w:t>
-      </w:r>
-      <w:proofErr w:type="spellStart"/>
-      <w:r>
-        <w:rPr>
-          <w:rFonts w:asciiTheme="minorEastAsia" w:hAnsiTheme="minorEastAsia" w:hint="eastAsia"/>
-        </w:rPr>
-        <w:t>LeetCode</w:t>
-      </w:r>
-      <w:proofErr w:type="spellEnd"/>
-      <w:r>
-        <w:rPr>
-          <w:rFonts w:asciiTheme="minorEastAsia" w:hAnsiTheme="minorEastAsia" w:hint="eastAsia"/>
-        </w:rPr>
-        <w:t>题目）</w:t>
+        <w:t>确定基准测试方案（5个LeetCode题目）</w:t>
       </w:r>
     </w:p>
     <w:p>
@@ -1438,21 +1208,7 @@
         <w:rPr>
           <w:rFonts w:asciiTheme="minorEastAsia" w:hAnsiTheme="minorEastAsia" w:hint="eastAsia"/>
         </w:rPr>
-        <w:t>添加5个测试需求文件（两数之和、回文数、反转字符串、</w:t>
-      </w:r>
-      <w:proofErr w:type="spellStart"/>
-      <w:r>
-        <w:rPr>
-          <w:rFonts w:asciiTheme="minorEastAsia" w:hAnsiTheme="minorEastAsia" w:hint="eastAsia"/>
-        </w:rPr>
-        <w:t>atoi</w:t>
-      </w:r>
-      <w:proofErr w:type="spellEnd"/>
-      <w:r>
-        <w:rPr>
-          <w:rFonts w:asciiTheme="minorEastAsia" w:hAnsiTheme="minorEastAsia" w:hint="eastAsia"/>
-        </w:rPr>
-        <w:t>、最长回文子串）</w:t>
+        <w:t>添加5个测试需求文件（两数之和、回文数、反转字符串、atoi、最长回文子串）</w:t>
       </w:r>
     </w:p>
     <w:p>
@@ -1660,35 +1416,7 @@
         <w:rPr>
           <w:rFonts w:asciiTheme="minorEastAsia" w:hAnsiTheme="minorEastAsia"/>
         </w:rPr>
-        <w:t>根因：</w:t>
-      </w:r>
-      <w:proofErr w:type="spellStart"/>
-      <w:r>
-        <w:rPr>
-          <w:rFonts w:asciiTheme="minorEastAsia" w:hAnsiTheme="minorEastAsia"/>
-        </w:rPr>
-        <w:t>generate_code</w:t>
-      </w:r>
-      <w:proofErr w:type="spellEnd"/>
-      <w:r>
-        <w:rPr>
-          <w:rFonts w:asciiTheme="minorEastAsia" w:hAnsiTheme="minorEastAsia"/>
-        </w:rPr>
-        <w:t> 和 </w:t>
-      </w:r>
-      <w:proofErr w:type="spellStart"/>
-      <w:r>
-        <w:rPr>
-          <w:rFonts w:asciiTheme="minorEastAsia" w:hAnsiTheme="minorEastAsia"/>
-        </w:rPr>
-        <w:t>generate_test</w:t>
-      </w:r>
-      <w:proofErr w:type="spellEnd"/>
-      <w:r>
-        <w:rPr>
-          <w:rFonts w:asciiTheme="minorEastAsia" w:hAnsiTheme="minorEastAsia"/>
-        </w:rPr>
-        <w:t> 两次独立LLM调用无上下文共享</w:t>
+        <w:t>根因：generate_code 和 generate_test 两次独立LLM调用无上下文共享</w:t>
       </w:r>
     </w:p>
     <w:p>
@@ -1705,21 +1433,7 @@
         <w:rPr>
           <w:rFonts w:asciiTheme="minorEastAsia" w:hAnsiTheme="minorEastAsia"/>
         </w:rPr>
-        <w:t>解决：实现 </w:t>
-      </w:r>
-      <w:proofErr w:type="spellStart"/>
-      <w:r>
-        <w:rPr>
-          <w:rFonts w:asciiTheme="minorEastAsia" w:hAnsiTheme="minorEastAsia"/>
-        </w:rPr>
-        <w:t>generate_code_and_test</w:t>
-      </w:r>
-      <w:proofErr w:type="spellEnd"/>
-      <w:r>
-        <w:rPr>
-          <w:rFonts w:asciiTheme="minorEastAsia" w:hAnsiTheme="minorEastAsia"/>
-        </w:rPr>
-        <w:t>() 函数，一次调用同时生成</w:t>
+        <w:t>解决：实现 generate_code_and_test() 函数，一次调用同时生成</w:t>
       </w:r>
     </w:p>
     <w:p>
@@ -1772,35 +1486,7 @@
         <w:rPr>
           <w:rFonts w:asciiTheme="minorEastAsia" w:hAnsiTheme="minorEastAsia"/>
         </w:rPr>
-        <w:t>在 </w:t>
-      </w:r>
-      <w:proofErr w:type="spellStart"/>
-      <w:r>
-        <w:rPr>
-          <w:rFonts w:asciiTheme="minorEastAsia" w:hAnsiTheme="minorEastAsia"/>
-        </w:rPr>
-        <w:t>AgentState</w:t>
-      </w:r>
-      <w:proofErr w:type="spellEnd"/>
-      <w:r>
-        <w:rPr>
-          <w:rFonts w:asciiTheme="minorEastAsia" w:hAnsiTheme="minorEastAsia"/>
-        </w:rPr>
-        <w:t> 中增加 </w:t>
-      </w:r>
-      <w:proofErr w:type="spellStart"/>
-      <w:r>
-        <w:rPr>
-          <w:rFonts w:asciiTheme="minorEastAsia" w:hAnsiTheme="minorEastAsia"/>
-        </w:rPr>
-        <w:t>output_dir</w:t>
-      </w:r>
-      <w:proofErr w:type="spellEnd"/>
-      <w:r>
-        <w:rPr>
-          <w:rFonts w:asciiTheme="minorEastAsia" w:hAnsiTheme="minorEastAsia"/>
-        </w:rPr>
-        <w:t> 字段</w:t>
+        <w:t>在 AgentState 中增加 output_dir 字段</w:t>
       </w:r>
     </w:p>
     <w:p>
@@ -1817,49 +1503,7 @@
         <w:rPr>
           <w:rFonts w:asciiTheme="minorEastAsia" w:hAnsiTheme="minorEastAsia"/>
         </w:rPr>
-        <w:t>修改 </w:t>
-      </w:r>
-      <w:proofErr w:type="spellStart"/>
-      <w:r>
-        <w:rPr>
-          <w:rFonts w:asciiTheme="minorEastAsia" w:hAnsiTheme="minorEastAsia"/>
-        </w:rPr>
-        <w:t>generate_code_node</w:t>
-      </w:r>
-      <w:proofErr w:type="spellEnd"/>
-      <w:r>
-        <w:rPr>
-          <w:rFonts w:asciiTheme="minorEastAsia" w:hAnsiTheme="minorEastAsia"/>
-        </w:rPr>
-        <w:t>、</w:t>
-      </w:r>
-      <w:proofErr w:type="spellStart"/>
-      <w:r>
-        <w:rPr>
-          <w:rFonts w:asciiTheme="minorEastAsia" w:hAnsiTheme="minorEastAsia"/>
-        </w:rPr>
-        <w:t>run_tests_node</w:t>
-      </w:r>
-      <w:proofErr w:type="spellEnd"/>
-      <w:r>
-        <w:rPr>
-          <w:rFonts w:asciiTheme="minorEastAsia" w:hAnsiTheme="minorEastAsia"/>
-        </w:rPr>
-        <w:t>、</w:t>
-      </w:r>
-      <w:proofErr w:type="spellStart"/>
-      <w:r>
-        <w:rPr>
-          <w:rFonts w:asciiTheme="minorEastAsia" w:hAnsiTheme="minorEastAsia"/>
-        </w:rPr>
-        <w:t>fix_code_node</w:t>
-      </w:r>
-      <w:proofErr w:type="spellEnd"/>
-      <w:r>
-        <w:rPr>
-          <w:rFonts w:asciiTheme="minorEastAsia" w:hAnsiTheme="minorEastAsia"/>
-        </w:rPr>
-        <w:t> 使用该参数</w:t>
+        <w:t>修改 generate_code_node、run_tests_node、fix_code_node 使用该参数</w:t>
       </w:r>
     </w:p>
     <w:p>
@@ -1876,35 +1520,7 @@
         <w:rPr>
           <w:rFonts w:asciiTheme="minorEastAsia" w:hAnsiTheme="minorEastAsia"/>
         </w:rPr>
-        <w:t>修改 main.py 将参数传递给 </w:t>
-      </w:r>
-      <w:proofErr w:type="spellStart"/>
-      <w:r>
-        <w:rPr>
-          <w:rFonts w:asciiTheme="minorEastAsia" w:hAnsiTheme="minorEastAsia"/>
-        </w:rPr>
-        <w:t>app.</w:t>
-      </w:r>
-      <w:proofErr w:type="gramStart"/>
-      <w:r>
-        <w:rPr>
-          <w:rFonts w:asciiTheme="minorEastAsia" w:hAnsiTheme="minorEastAsia"/>
-        </w:rPr>
-        <w:t>invoke</w:t>
-      </w:r>
-      <w:proofErr w:type="spellEnd"/>
-      <w:r>
-        <w:rPr>
-          <w:rFonts w:asciiTheme="minorEastAsia" w:hAnsiTheme="minorEastAsia"/>
-        </w:rPr>
-        <w:t>(</w:t>
-      </w:r>
-      <w:proofErr w:type="gramEnd"/>
-      <w:r>
-        <w:rPr>
-          <w:rFonts w:asciiTheme="minorEastAsia" w:hAnsiTheme="minorEastAsia"/>
-        </w:rPr>
-        <w:t>)</w:t>
+        <w:t>修改 main.py 将参数传递给 app.invoke()</w:t>
       </w:r>
     </w:p>
     <w:p>
@@ -2247,21 +1863,7 @@
         <w:rPr>
           <w:rFonts w:asciiTheme="minorEastAsia" w:hAnsiTheme="minorEastAsia"/>
         </w:rPr>
-        <w:t>实现 </w:t>
-      </w:r>
-      <w:proofErr w:type="spellStart"/>
-      <w:r>
-        <w:rPr>
-          <w:rFonts w:asciiTheme="minorEastAsia" w:hAnsiTheme="minorEastAsia"/>
-        </w:rPr>
-        <w:t>evaluate_solution</w:t>
-      </w:r>
-      <w:proofErr w:type="spellEnd"/>
-      <w:r>
-        <w:rPr>
-          <w:rFonts w:asciiTheme="minorEastAsia" w:hAnsiTheme="minorEastAsia"/>
-        </w:rPr>
-        <w:t>() 官方验证器</w:t>
+        <w:t>实现 evaluate_solution() 官方验证器</w:t>
       </w:r>
     </w:p>
     <w:p>
@@ -2353,21 +1955,7 @@
         <w:rPr>
           <w:rFonts w:asciiTheme="minorEastAsia" w:hAnsiTheme="minorEastAsia"/>
         </w:rPr>
-        <w:t>删除智谱AI（</w:t>
-      </w:r>
-      <w:proofErr w:type="spellStart"/>
-      <w:r>
-        <w:rPr>
-          <w:rFonts w:asciiTheme="minorEastAsia" w:hAnsiTheme="minorEastAsia"/>
-        </w:rPr>
-        <w:t>zhipuai</w:t>
-      </w:r>
-      <w:proofErr w:type="spellEnd"/>
-      <w:r>
-        <w:rPr>
-          <w:rFonts w:asciiTheme="minorEastAsia" w:hAnsiTheme="minorEastAsia"/>
-        </w:rPr>
-        <w:t>）残余代码</w:t>
+        <w:t>删除智谱AI（zhipuai）残余代码</w:t>
       </w:r>
     </w:p>
     <w:p>
@@ -2544,21 +2132,7 @@
         <w:rPr>
           <w:rFonts w:asciiTheme="minorEastAsia" w:hAnsiTheme="minorEastAsia"/>
         </w:rPr>
-        <w:t>实现 </w:t>
-      </w:r>
-      <w:proofErr w:type="spellStart"/>
-      <w:r>
-        <w:rPr>
-          <w:rFonts w:asciiTheme="minorEastAsia" w:hAnsiTheme="minorEastAsia"/>
-        </w:rPr>
-        <w:t>generate_design_models</w:t>
-      </w:r>
-      <w:proofErr w:type="spellEnd"/>
-      <w:r>
-        <w:rPr>
-          <w:rFonts w:asciiTheme="minorEastAsia" w:hAnsiTheme="minorEastAsia"/>
-        </w:rPr>
-        <w:t>() 函数</w:t>
+        <w:t>实现 generate_design_models() 函数</w:t>
       </w:r>
     </w:p>
     <w:p>
@@ -2575,21 +2149,7 @@
         <w:rPr>
           <w:rFonts w:asciiTheme="minorEastAsia" w:hAnsiTheme="minorEastAsia"/>
         </w:rPr>
-        <w:t>支持生成类图、活动图（</w:t>
-      </w:r>
-      <w:proofErr w:type="spellStart"/>
-      <w:r>
-        <w:rPr>
-          <w:rFonts w:asciiTheme="minorEastAsia" w:hAnsiTheme="minorEastAsia"/>
-        </w:rPr>
-        <w:t>PlantUML</w:t>
-      </w:r>
-      <w:proofErr w:type="spellEnd"/>
-      <w:r>
-        <w:rPr>
-          <w:rFonts w:asciiTheme="minorEastAsia" w:hAnsiTheme="minorEastAsia"/>
-        </w:rPr>
-        <w:t>格式）</w:t>
+        <w:t>支持生成类图、活动图（PlantUML格式）</w:t>
       </w:r>
     </w:p>
     <w:p>
@@ -2927,35 +2487,7 @@
         <w:rPr>
           <w:rFonts w:asciiTheme="minorEastAsia" w:hAnsiTheme="minorEastAsia"/>
         </w:rPr>
-        <w:t>.</w:t>
-      </w:r>
-      <w:proofErr w:type="spellStart"/>
-      <w:r>
-        <w:rPr>
-          <w:rFonts w:asciiTheme="minorEastAsia" w:hAnsiTheme="minorEastAsia"/>
-        </w:rPr>
-        <w:t>github</w:t>
-      </w:r>
-      <w:proofErr w:type="spellEnd"/>
-      <w:r>
-        <w:rPr>
-          <w:rFonts w:asciiTheme="minorEastAsia" w:hAnsiTheme="minorEastAsia"/>
-        </w:rPr>
-        <w:t>/workflows/</w:t>
-      </w:r>
-      <w:proofErr w:type="spellStart"/>
-      <w:r>
-        <w:rPr>
-          <w:rFonts w:asciiTheme="minorEastAsia" w:hAnsiTheme="minorEastAsia"/>
-        </w:rPr>
-        <w:t>quality.yml</w:t>
-      </w:r>
-      <w:proofErr w:type="spellEnd"/>
-      <w:r>
-        <w:rPr>
-          <w:rFonts w:asciiTheme="minorEastAsia" w:hAnsiTheme="minorEastAsia"/>
-        </w:rPr>
-        <w:t> 配置文件</w:t>
+        <w:t>.github/workflows/quality.yml 配置文件</w:t>
       </w:r>
       <w:r>
         <w:rPr>
@@ -3107,30 +2639,182 @@
         <w:rPr>
           <w:rFonts w:asciiTheme="minorEastAsia" w:hAnsiTheme="minorEastAsia"/>
         </w:rPr>
-        <w:t>.</w:t>
-      </w:r>
-      <w:proofErr w:type="spellStart"/>
+        <w:t>.github/workflows/quality.yml</w:t>
+      </w:r>
+    </w:p>
+    <w:p>
+      <w:pPr>
+        <w:rPr>
+          <w:rFonts w:asciiTheme="minorEastAsia" w:hAnsiTheme="minorEastAsia" w:hint="eastAsia"/>
+        </w:rPr>
+      </w:pPr>
       <w:r>
         <w:rPr>
           <w:rFonts w:asciiTheme="minorEastAsia" w:hAnsiTheme="minorEastAsia"/>
         </w:rPr>
-        <w:t>github</w:t>
-      </w:r>
-      <w:proofErr w:type="spellEnd"/>
+        <w:t>agent/llm_client.py</w:t>
+      </w:r>
+      <w:r>
+        <w:rPr>
+          <w:rFonts w:asciiTheme="minorEastAsia" w:hAnsiTheme="minorEastAsia" w:hint="eastAsia"/>
+        </w:rPr>
+        <w:t>（修改）</w:t>
+      </w:r>
+    </w:p>
+    <w:p>
+      <w:pPr>
+        <w:rPr>
+          <w:rFonts w:asciiTheme="minorEastAsia" w:hAnsiTheme="minorEastAsia" w:hint="eastAsia"/>
+        </w:rPr>
+      </w:pPr>
       <w:r>
         <w:rPr>
           <w:rFonts w:asciiTheme="minorEastAsia" w:hAnsiTheme="minorEastAsia"/>
         </w:rPr>
-        <w:t>/workflows/</w:t>
-      </w:r>
-      <w:proofErr w:type="spellStart"/>
+        <w:t>tools/executor.py</w:t>
+      </w:r>
+      <w:r>
+        <w:rPr>
+          <w:rFonts w:asciiTheme="minorEastAsia" w:hAnsiTheme="minorEastAsia" w:hint="eastAsia"/>
+        </w:rPr>
+        <w:t>（修改）</w:t>
+      </w:r>
+    </w:p>
+    <w:p>
+      <w:pPr>
+        <w:rPr>
+          <w:rFonts w:asciiTheme="minorEastAsia" w:hAnsiTheme="minorEastAsia" w:hint="eastAsia"/>
+        </w:rPr>
+      </w:pPr>
+    </w:p>
+    <w:p>
+      <w:pPr>
+        <w:outlineLvl w:val="2"/>
+        <w:rPr>
+          <w:rFonts w:asciiTheme="minorEastAsia" w:hAnsiTheme="minorEastAsia" w:hint="eastAsia"/>
+        </w:rPr>
+      </w:pPr>
+      <w:r>
+        <w:rPr>
+          <w:rFonts w:asciiTheme="minorEastAsia" w:hAnsiTheme="minorEastAsia" w:hint="eastAsia"/>
+        </w:rPr>
+        <w:t>第八周</w:t>
+      </w:r>
+    </w:p>
+    <w:p>
+      <w:pPr>
+        <w:rPr>
+          <w:rFonts w:asciiTheme="minorEastAsia" w:hAnsiTheme="minorEastAsia" w:hint="eastAsia"/>
+        </w:rPr>
+      </w:pPr>
+      <w:r>
+        <w:rPr>
+          <w:rFonts w:asciiTheme="minorEastAsia" w:hAnsiTheme="minorEastAsia" w:hint="eastAsia"/>
+        </w:rPr>
+        <w:t>一、任务达成情况</w:t>
+      </w:r>
+    </w:p>
+    <w:p>
+      <w:pPr>
+        <w:rPr>
+          <w:rFonts w:asciiTheme="minorEastAsia" w:hAnsiTheme="minorEastAsia" w:hint="eastAsia"/>
+        </w:rPr>
+      </w:pPr>
+      <w:r>
+        <w:rPr>
+          <w:rFonts w:asciiTheme="minorEastAsia" w:hAnsiTheme="minorEastAsia" w:hint="eastAsia"/>
+        </w:rPr>
+        <w:t>1. 增加Java基准测试集</w:t>
+      </w:r>
+    </w:p>
+    <w:p>
+      <w:pPr>
+        <w:rPr>
+          <w:rFonts w:asciiTheme="minorEastAsia" w:hAnsiTheme="minorEastAsia" w:hint="eastAsia"/>
+        </w:rPr>
+      </w:pPr>
+      <w:r>
+        <w:rPr>
+          <w:rFonts w:asciiTheme="minorEastAsia" w:hAnsiTheme="minorEastAsia" w:hint="eastAsia"/>
+        </w:rPr>
+        <w:t>此前基准测试只针对Python（HumanEval 10题），Java语言缺少对应的基准测试评估。</w:t>
+      </w:r>
+    </w:p>
+    <w:p>
+      <w:pPr>
+        <w:rPr>
+          <w:rFonts w:asciiTheme="minorEastAsia" w:hAnsiTheme="minorEastAsia" w:hint="eastAsia"/>
+        </w:rPr>
+      </w:pPr>
+      <w:r>
+        <w:rPr>
+          <w:rFonts w:asciiTheme="minorEastAsia" w:hAnsiTheme="minorEastAsia" w:hint="eastAsia"/>
+        </w:rPr>
+        <w:t>具体工作：</w:t>
+      </w:r>
+    </w:p>
+    <w:p>
+      <w:pPr>
+        <w:rPr>
+          <w:rFonts w:asciiTheme="minorEastAsia" w:hAnsiTheme="minorEastAsia" w:hint="eastAsia"/>
+        </w:rPr>
+      </w:pPr>
+      <w:r>
+        <w:rPr>
+          <w:rFonts w:asciiTheme="minorEastAsia" w:hAnsiTheme="minorEastAsia" w:hint="eastAsia"/>
+        </w:rPr>
+        <w:t>数据转换脚本</w:t>
+      </w:r>
+      <w:r>
+        <w:rPr>
+          <w:rFonts w:asciiTheme="minorEastAsia" w:hAnsiTheme="minorEastAsia" w:hint="eastAsia"/>
+        </w:rPr>
+        <w:t>：</w:t>
+      </w:r>
+      <w:r>
+        <w:rPr>
+          <w:rFonts w:asciiTheme="minorEastAsia" w:hAnsiTheme="minorEastAsia" w:hint="eastAsia"/>
+        </w:rPr>
+        <w:t>创建 scripts/convert_java_benchmark.py</w:t>
+      </w:r>
+    </w:p>
+    <w:p>
+      <w:pPr>
+        <w:rPr>
+          <w:rFonts w:asciiTheme="minorEastAsia" w:hAnsiTheme="minorEastAsia" w:hint="eastAsia"/>
+        </w:rPr>
+      </w:pPr>
+      <w:r>
+        <w:rPr>
+          <w:rFonts w:asciiTheme="minorEastAsia" w:hAnsiTheme="minorEastAsia" w:hint="eastAsia"/>
+        </w:rPr>
+        <w:t>测试执行器</w:t>
+      </w:r>
+      <w:r>
+        <w:rPr>
+          <w:rFonts w:asciiTheme="minorEastAsia" w:hAnsiTheme="minorEastAsia" w:hint="eastAsia"/>
+        </w:rPr>
+        <w:t>：</w:t>
+      </w:r>
+      <w:r>
+        <w:rPr>
+          <w:rFonts w:asciiTheme="minorEastAsia" w:hAnsiTheme="minorEastAsia" w:hint="eastAsia"/>
+        </w:rPr>
+        <w:t>创建 scripts/run_java_benchmark.py</w:t>
+      </w:r>
+    </w:p>
+    <w:p>
+      <w:pPr>
+        <w:rPr>
+          <w:rFonts w:asciiTheme="minorEastAsia" w:hAnsiTheme="minorEastAsia" w:hint="eastAsia"/>
+        </w:rPr>
+      </w:pPr>
       <w:r>
         <w:rPr>
           <w:rFonts w:asciiTheme="minorEastAsia" w:hAnsiTheme="minorEastAsia"/>
         </w:rPr>
-        <w:t>quality.yml</w:t>
-      </w:r>
-      <w:proofErr w:type="spellEnd"/>
+        <w:t>2. 更新系统测试方案与测试报告</w:t>
+      </w:r>
     </w:p>
     <w:p>
       <w:pPr>
@@ -3142,13 +2826,78 @@
         <w:rPr>
           <w:rFonts w:asciiTheme="minorEastAsia" w:hAnsiTheme="minorEastAsia"/>
         </w:rPr>
-        <w:t>agent/llm_client.py</w:t>
-      </w:r>
-      <w:r>
-        <w:rPr>
-          <w:rFonts w:asciiTheme="minorEastAsia" w:hAnsiTheme="minorEastAsia" w:hint="eastAsia"/>
-        </w:rPr>
-        <w:t>（修改）</w:t>
+        <w:t>测试报告已有早期版本（包含单元测试、功能测试、Python基准测试），需要补充Java基准测试结果并更新结论。</w:t>
+      </w:r>
+    </w:p>
+    <w:p>
+      <w:pPr>
+        <w:rPr>
+          <w:rFonts w:asciiTheme="minorEastAsia" w:hAnsiTheme="minorEastAsia" w:hint="eastAsia"/>
+        </w:rPr>
+      </w:pPr>
+      <w:r>
+        <w:rPr>
+          <w:rFonts w:asciiTheme="minorEastAsia" w:hAnsiTheme="minorEastAsia" w:hint="eastAsia"/>
+        </w:rPr>
+        <w:t>3. 更新汇报PPT</w:t>
+      </w:r>
+    </w:p>
+    <w:p>
+      <w:pPr>
+        <w:rPr>
+          <w:rFonts w:asciiTheme="minorEastAsia" w:hAnsiTheme="minorEastAsia" w:hint="eastAsia"/>
+        </w:rPr>
+      </w:pPr>
+      <w:r>
+        <w:rPr>
+          <w:rFonts w:asciiTheme="minorEastAsia" w:hAnsiTheme="minorEastAsia" w:hint="eastAsia"/>
+        </w:rPr>
+        <w:t>4. 录制演示视频</w:t>
+      </w:r>
+    </w:p>
+    <w:p>
+      <w:pPr>
+        <w:rPr>
+          <w:rFonts w:asciiTheme="minorEastAsia" w:hAnsiTheme="minorEastAsia" w:hint="eastAsia"/>
+        </w:rPr>
+      </w:pPr>
+      <w:r>
+        <w:rPr>
+          <w:rFonts w:asciiTheme="minorEastAsia" w:hAnsiTheme="minorEastAsia" w:hint="eastAsia"/>
+        </w:rPr>
+        <w:t>二、</w:t>
+      </w:r>
+      <w:r>
+        <w:rPr>
+          <w:rFonts w:asciiTheme="minorEastAsia" w:hAnsiTheme="minorEastAsia" w:hint="eastAsia"/>
+        </w:rPr>
+        <w:t>产出文件：</w:t>
+      </w:r>
+    </w:p>
+    <w:p>
+      <w:pPr>
+        <w:rPr>
+          <w:rFonts w:asciiTheme="minorEastAsia" w:hAnsiTheme="minorEastAsia" w:hint="eastAsia"/>
+        </w:rPr>
+      </w:pPr>
+      <w:r>
+        <w:rPr>
+          <w:rFonts w:asciiTheme="minorEastAsia" w:hAnsiTheme="minorEastAsia" w:hint="eastAsia"/>
+        </w:rPr>
+        <w:t>scripts/convert_java_benchmark.py</w:t>
+      </w:r>
+    </w:p>
+    <w:p>
+      <w:pPr>
+        <w:rPr>
+          <w:rFonts w:asciiTheme="minorEastAsia" w:hAnsiTheme="minorEastAsia" w:hint="eastAsia"/>
+        </w:rPr>
+      </w:pPr>
+      <w:r>
+        <w:rPr>
+          <w:rFonts w:asciiTheme="minorEastAsia" w:hAnsiTheme="minorEastAsia" w:hint="eastAsia"/>
+        </w:rPr>
+        <w:t>scripts/run_java_benchmark.py</w:t>
       </w:r>
     </w:p>
     <w:p>
@@ -3161,234 +2910,20 @@
         <w:rPr>
           <w:rFonts w:asciiTheme="minorEastAsia" w:hAnsiTheme="minorEastAsia"/>
         </w:rPr>
-        <w:t>tools/executor.py</w:t>
-      </w:r>
-      <w:r>
-        <w:rPr>
-          <w:rFonts w:asciiTheme="minorEastAsia" w:hAnsiTheme="minorEastAsia" w:hint="eastAsia"/>
-        </w:rPr>
-        <w:t>（修改）</w:t>
-      </w:r>
-    </w:p>
-    <w:p>
-      <w:pPr>
-        <w:rPr>
-          <w:rFonts w:asciiTheme="minorEastAsia" w:hAnsiTheme="minorEastAsia" w:hint="eastAsia"/>
-        </w:rPr>
-      </w:pPr>
-    </w:p>
-    <w:p>
-      <w:pPr>
-        <w:outlineLvl w:val="2"/>
-        <w:rPr>
-          <w:rFonts w:asciiTheme="minorEastAsia" w:hAnsiTheme="minorEastAsia" w:hint="eastAsia"/>
-        </w:rPr>
-      </w:pPr>
-      <w:r>
-        <w:rPr>
-          <w:rFonts w:asciiTheme="minorEastAsia" w:hAnsiTheme="minorEastAsia" w:hint="eastAsia"/>
-        </w:rPr>
-        <w:t>第八周</w:t>
-      </w:r>
-    </w:p>
-    <w:p>
-      <w:pPr>
-        <w:rPr>
-          <w:rFonts w:asciiTheme="minorEastAsia" w:hAnsiTheme="minorEastAsia" w:hint="eastAsia"/>
-        </w:rPr>
-      </w:pPr>
-      <w:r>
-        <w:rPr>
-          <w:rFonts w:asciiTheme="minorEastAsia" w:hAnsiTheme="minorEastAsia" w:hint="eastAsia"/>
-        </w:rPr>
-        <w:t>一、任务达成情况</w:t>
-      </w:r>
-    </w:p>
-    <w:p>
-      <w:pPr>
-        <w:rPr>
-          <w:rFonts w:asciiTheme="minorEastAsia" w:hAnsiTheme="minorEastAsia" w:hint="eastAsia"/>
-        </w:rPr>
-      </w:pPr>
-      <w:r>
-        <w:rPr>
-          <w:rFonts w:asciiTheme="minorEastAsia" w:hAnsiTheme="minorEastAsia" w:hint="eastAsia"/>
-        </w:rPr>
-        <w:t>1. 增加Java基准测试集</w:t>
-      </w:r>
-    </w:p>
-    <w:p>
-      <w:pPr>
-        <w:rPr>
-          <w:rFonts w:asciiTheme="minorEastAsia" w:hAnsiTheme="minorEastAsia" w:hint="eastAsia"/>
-        </w:rPr>
-      </w:pPr>
-      <w:r>
-        <w:rPr>
-          <w:rFonts w:asciiTheme="minorEastAsia" w:hAnsiTheme="minorEastAsia" w:hint="eastAsia"/>
-        </w:rPr>
-        <w:t>此前基准测试只针对Python（</w:t>
-      </w:r>
-      <w:proofErr w:type="spellStart"/>
-      <w:r>
-        <w:rPr>
-          <w:rFonts w:asciiTheme="minorEastAsia" w:hAnsiTheme="minorEastAsia" w:hint="eastAsia"/>
-        </w:rPr>
-        <w:t>HumanEval</w:t>
-      </w:r>
-      <w:proofErr w:type="spellEnd"/>
-      <w:r>
-        <w:rPr>
-          <w:rFonts w:asciiTheme="minorEastAsia" w:hAnsiTheme="minorEastAsia" w:hint="eastAsia"/>
-        </w:rPr>
-        <w:t xml:space="preserve"> 10题），Java语言缺少对应的基准测试评估。</w:t>
-      </w:r>
-    </w:p>
-    <w:p>
-      <w:pPr>
-        <w:rPr>
-          <w:rFonts w:asciiTheme="minorEastAsia" w:hAnsiTheme="minorEastAsia" w:hint="eastAsia"/>
-        </w:rPr>
-      </w:pPr>
-      <w:r>
-        <w:rPr>
-          <w:rFonts w:asciiTheme="minorEastAsia" w:hAnsiTheme="minorEastAsia" w:hint="eastAsia"/>
-        </w:rPr>
-        <w:t>具体工作：</w:t>
-      </w:r>
-    </w:p>
-    <w:p>
-      <w:pPr>
-        <w:rPr>
-          <w:rFonts w:asciiTheme="minorEastAsia" w:hAnsiTheme="minorEastAsia" w:hint="eastAsia"/>
-        </w:rPr>
-      </w:pPr>
-      <w:r>
-        <w:rPr>
-          <w:rFonts w:asciiTheme="minorEastAsia" w:hAnsiTheme="minorEastAsia" w:hint="eastAsia"/>
-        </w:rPr>
-        <w:t>数据转换脚本</w:t>
-      </w:r>
-      <w:r>
-        <w:rPr>
-          <w:rFonts w:asciiTheme="minorEastAsia" w:hAnsiTheme="minorEastAsia" w:hint="eastAsia"/>
-        </w:rPr>
-        <w:t>：</w:t>
-      </w:r>
-      <w:r>
-        <w:rPr>
-          <w:rFonts w:asciiTheme="minorEastAsia" w:hAnsiTheme="minorEastAsia" w:hint="eastAsia"/>
-        </w:rPr>
-        <w:t>创建 scripts/convert_java_benchmark.py</w:t>
-      </w:r>
-    </w:p>
-    <w:p>
-      <w:pPr>
-        <w:rPr>
-          <w:rFonts w:asciiTheme="minorEastAsia" w:hAnsiTheme="minorEastAsia" w:hint="eastAsia"/>
-        </w:rPr>
-      </w:pPr>
-      <w:r>
-        <w:rPr>
-          <w:rFonts w:asciiTheme="minorEastAsia" w:hAnsiTheme="minorEastAsia" w:hint="eastAsia"/>
-        </w:rPr>
-        <w:t>测试执行器</w:t>
-      </w:r>
-      <w:r>
-        <w:rPr>
-          <w:rFonts w:asciiTheme="minorEastAsia" w:hAnsiTheme="minorEastAsia" w:hint="eastAsia"/>
-        </w:rPr>
-        <w:t>：</w:t>
-      </w:r>
-      <w:r>
-        <w:rPr>
-          <w:rFonts w:asciiTheme="minorEastAsia" w:hAnsiTheme="minorEastAsia" w:hint="eastAsia"/>
-        </w:rPr>
-        <w:t>创建 scripts/run_java_benchmark.py</w:t>
-      </w:r>
-    </w:p>
-    <w:p>
-      <w:pPr>
-        <w:rPr>
-          <w:rFonts w:asciiTheme="minorEastAsia" w:hAnsiTheme="minorEastAsia" w:hint="eastAsia"/>
-        </w:rPr>
-      </w:pPr>
-      <w:r>
-        <w:rPr>
-          <w:rFonts w:asciiTheme="minorEastAsia" w:hAnsiTheme="minorEastAsia"/>
-        </w:rPr>
-        <w:t>2. 更新系统测试方案与测试报告</w:t>
-      </w:r>
-    </w:p>
-    <w:p>
-      <w:pPr>
-        <w:rPr>
-          <w:rFonts w:asciiTheme="minorEastAsia" w:hAnsiTheme="minorEastAsia" w:hint="eastAsia"/>
-        </w:rPr>
-      </w:pPr>
-      <w:r>
-        <w:rPr>
-          <w:rFonts w:asciiTheme="minorEastAsia" w:hAnsiTheme="minorEastAsia"/>
-        </w:rPr>
-        <w:t>测试报告已有早期版本（包含单元测试、功能测试、Python基准测试），需要补充Java基准测试结果并更新结论。</w:t>
-      </w:r>
-    </w:p>
-    <w:p>
-      <w:pPr>
-        <w:rPr>
-          <w:rFonts w:asciiTheme="minorEastAsia" w:hAnsiTheme="minorEastAsia" w:hint="eastAsia"/>
-        </w:rPr>
-      </w:pPr>
-      <w:r>
-        <w:rPr>
-          <w:rFonts w:asciiTheme="minorEastAsia" w:hAnsiTheme="minorEastAsia" w:hint="eastAsia"/>
-        </w:rPr>
-        <w:t>二、</w:t>
-      </w:r>
-      <w:r>
-        <w:rPr>
-          <w:rFonts w:asciiTheme="minorEastAsia" w:hAnsiTheme="minorEastAsia" w:hint="eastAsia"/>
-        </w:rPr>
-        <w:t>产出文件：</w:t>
-      </w:r>
-    </w:p>
-    <w:p>
-      <w:pPr>
-        <w:rPr>
-          <w:rFonts w:asciiTheme="minorEastAsia" w:hAnsiTheme="minorEastAsia" w:hint="eastAsia"/>
-        </w:rPr>
-      </w:pPr>
-      <w:r>
-        <w:rPr>
-          <w:rFonts w:asciiTheme="minorEastAsia" w:hAnsiTheme="minorEastAsia" w:hint="eastAsia"/>
-        </w:rPr>
-        <w:t>scripts/convert_java_benchmark.py</w:t>
-      </w:r>
-    </w:p>
-    <w:p>
-      <w:pPr>
-        <w:rPr>
-          <w:rFonts w:asciiTheme="minorEastAsia" w:hAnsiTheme="minorEastAsia" w:hint="eastAsia"/>
-        </w:rPr>
-      </w:pPr>
-      <w:r>
-        <w:rPr>
-          <w:rFonts w:asciiTheme="minorEastAsia" w:hAnsiTheme="minorEastAsia" w:hint="eastAsia"/>
-        </w:rPr>
-        <w:t>scripts/run_java_benchmark.py</w:t>
-      </w:r>
-    </w:p>
-    <w:p>
-      <w:pPr>
-        <w:rPr>
-          <w:rFonts w:asciiTheme="minorEastAsia" w:hAnsiTheme="minorEastAsia" w:hint="eastAsia"/>
-        </w:rPr>
-      </w:pPr>
-      <w:r>
-        <w:rPr>
-          <w:rFonts w:asciiTheme="minorEastAsia" w:hAnsiTheme="minorEastAsia"/>
-        </w:rPr>
         <w:t>docs/系统测试方案与测试报告.docx</w:t>
+      </w:r>
+    </w:p>
+    <w:p>
+      <w:pPr>
+        <w:rPr>
+          <w:rFonts w:asciiTheme="minorEastAsia" w:hAnsiTheme="minorEastAsia" w:hint="eastAsia"/>
+        </w:rPr>
+      </w:pPr>
+      <w:r>
+        <w:rPr>
+          <w:rFonts w:asciiTheme="minorEastAsia" w:hAnsiTheme="minorEastAsia" w:hint="eastAsia"/>
+        </w:rPr>
+        <w:t>演示视频</w:t>
       </w:r>
     </w:p>
     <w:p>
@@ -3471,15 +3006,7 @@
         </w:rPr>
       </w:pPr>
       <w:r>
-        <w:t>环境配置：成功配置Node.js (v24.14.0)与</w:t>
-      </w:r>
-      <w:proofErr w:type="spellStart"/>
-      <w:r>
-        <w:t>npm</w:t>
-      </w:r>
-      <w:proofErr w:type="spellEnd"/>
-      <w:r>
-        <w:t xml:space="preserve"> (11.9.0)开发环境。</w:t>
+        <w:t>环境配置：成功配置Node.js (v24.14.0)与npm (11.9.0)开发环境。</w:t>
       </w:r>
     </w:p>
     <w:p>
@@ -3494,31 +3021,7 @@
         </w:rPr>
       </w:pPr>
       <w:r>
-        <w:t xml:space="preserve">项目生成：通过 </w:t>
-      </w:r>
-      <w:proofErr w:type="spellStart"/>
-      <w:r>
-        <w:t>yo</w:t>
-      </w:r>
-      <w:proofErr w:type="spellEnd"/>
-      <w:r>
-        <w:t xml:space="preserve"> code 脚手架生成 TypeScript 版本的 </w:t>
-      </w:r>
-      <w:proofErr w:type="spellStart"/>
-      <w:r>
-        <w:t>VSCode</w:t>
-      </w:r>
-      <w:proofErr w:type="spellEnd"/>
-      <w:r>
-        <w:t xml:space="preserve"> 插件项目 agent-</w:t>
-      </w:r>
-      <w:proofErr w:type="spellStart"/>
-      <w:r>
-        <w:t>ui</w:t>
-      </w:r>
-      <w:proofErr w:type="spellEnd"/>
-      <w:r>
-        <w:t>。</w:t>
+        <w:t>项目生成：通过 yo code 脚手架生成 TypeScript 版本的 VSCode 插件项目 agent-ui。</w:t>
       </w:r>
     </w:p>
     <w:p>
@@ -3534,7 +3037,7 @@
         </w:rPr>
         <w:lastRenderedPageBreak/>
         <w:drawing>
-          <wp:inline distT="0" distB="0" distL="0" distR="0" wp14:anchorId="1928A6CF" wp14:editId="6544C65A">
+          <wp:inline distT="0" distB="0" distL="0" distR="0" wp14:anchorId="1928A6CF" wp14:editId="360568F8">
             <wp:extent cx="5274310" cy="3529330"/>
             <wp:effectExtent l="0" t="0" r="2540" b="0"/>
             <wp:docPr id="367480169" name="图片 1"/>
@@ -3588,15 +3091,7 @@
         </w:rPr>
       </w:pPr>
       <w:r>
-        <w:t xml:space="preserve">功能实现：实现并成功触发 "Hello World" 命令，验证了插件与 </w:t>
-      </w:r>
-      <w:proofErr w:type="spellStart"/>
-      <w:r>
-        <w:t>VSCode</w:t>
-      </w:r>
-      <w:proofErr w:type="spellEnd"/>
-      <w:r>
-        <w:t xml:space="preserve"> API 的连通性。</w:t>
+        <w:t>功能实现：实现并成功触发 "Hello World" 命令，验证了插件与 VSCode API 的连通性。</w:t>
       </w:r>
     </w:p>
     <w:p>
@@ -3710,37 +3205,8 @@
           <w:rFonts w:hint="eastAsia"/>
         </w:rPr>
       </w:pPr>
-      <w:proofErr w:type="spellStart"/>
-      <w:r>
-        <w:t>yo</w:t>
-      </w:r>
-      <w:proofErr w:type="spellEnd"/>
-      <w:r>
-        <w:t xml:space="preserve"> 命令找不到：使用 </w:t>
-      </w:r>
-      <w:proofErr w:type="spellStart"/>
-      <w:r>
-        <w:t>npx</w:t>
-      </w:r>
-      <w:proofErr w:type="spellEnd"/>
-      <w:r>
-        <w:t xml:space="preserve"> -p </w:t>
-      </w:r>
-      <w:proofErr w:type="spellStart"/>
-      <w:r>
-        <w:t>yo</w:t>
-      </w:r>
-      <w:proofErr w:type="spellEnd"/>
-      <w:r>
-        <w:t xml:space="preserve"> -p generator-code </w:t>
-      </w:r>
-      <w:proofErr w:type="spellStart"/>
-      <w:r>
-        <w:t>yo</w:t>
-      </w:r>
-      <w:proofErr w:type="spellEnd"/>
-      <w:r>
-        <w:t xml:space="preserve"> code 强行调用安装。</w:t>
+      <w:r>
+        <w:t>yo 命令找不到：使用 npx -p yo -p generator-code yo code 强行调用安装。</w:t>
       </w:r>
     </w:p>
     <w:p>
@@ -3770,15 +3236,7 @@
         </w:rPr>
       </w:pPr>
       <w:r>
-        <w:t xml:space="preserve">版本不兼容警告：手动修改 </w:t>
-      </w:r>
-      <w:proofErr w:type="spellStart"/>
-      <w:r>
-        <w:t>package.json</w:t>
-      </w:r>
-      <w:proofErr w:type="spellEnd"/>
-      <w:r>
-        <w:t xml:space="preserve"> 中的版本要求。</w:t>
+        <w:t>版本不兼容警告：手动修改 package.json 中的版本要求。</w:t>
       </w:r>
     </w:p>
     <w:p>
@@ -3793,23 +3251,7 @@
         </w:rPr>
       </w:pPr>
       <w:r>
-        <w:t xml:space="preserve">命令找不到：执行 </w:t>
-      </w:r>
-      <w:proofErr w:type="spellStart"/>
-      <w:r>
-        <w:t>npx</w:t>
-      </w:r>
-      <w:proofErr w:type="spellEnd"/>
-      <w:r>
-        <w:t xml:space="preserve"> </w:t>
-      </w:r>
-      <w:proofErr w:type="spellStart"/>
-      <w:r>
-        <w:t>tsc</w:t>
-      </w:r>
-      <w:proofErr w:type="spellEnd"/>
-      <w:r>
-        <w:t xml:space="preserve"> 全量编译解决。</w:t>
+        <w:t>命令找不到：执行 npx tsc 全量编译解决。</w:t>
       </w:r>
     </w:p>
     <w:p>
@@ -3823,29 +3265,8 @@
           <w:rFonts w:hint="eastAsia"/>
         </w:rPr>
       </w:pPr>
-      <w:proofErr w:type="spellStart"/>
-      <w:r>
-        <w:t>npm</w:t>
-      </w:r>
-      <w:proofErr w:type="spellEnd"/>
-      <w:r>
-        <w:t xml:space="preserve"> 关联错误：改用 </w:t>
-      </w:r>
-      <w:proofErr w:type="spellStart"/>
-      <w:r>
-        <w:t>npx</w:t>
-      </w:r>
-      <w:proofErr w:type="spellEnd"/>
-      <w:r>
-        <w:t xml:space="preserve"> </w:t>
-      </w:r>
-      <w:proofErr w:type="spellStart"/>
-      <w:r>
-        <w:t>tsc</w:t>
-      </w:r>
-      <w:proofErr w:type="spellEnd"/>
-      <w:r>
-        <w:t xml:space="preserve"> 直接调用编译器，绕过系统脚本关联问题。</w:t>
+      <w:r>
+        <w:t>npm 关联错误：改用 npx tsc 直接调用编译器，绕过系统脚本关联问题。</w:t>
       </w:r>
     </w:p>
     <w:p>
@@ -3862,33 +3283,8 @@
           <w:b/>
           <w:bCs/>
         </w:rPr>
-        <w:t>第二周：</w:t>
-      </w:r>
-      <w:proofErr w:type="spellStart"/>
-      <w:r>
-        <w:rPr>
-          <w:b/>
-          <w:bCs/>
-        </w:rPr>
-        <w:t>VSCode</w:t>
-      </w:r>
-      <w:proofErr w:type="spellEnd"/>
-      <w:r>
-        <w:rPr>
-          <w:b/>
-          <w:bCs/>
-        </w:rPr>
-        <w:t xml:space="preserve"> 插件联调</w:t>
-      </w:r>
-      <w:proofErr w:type="gramStart"/>
-      <w:r>
-        <w:rPr>
-          <w:b/>
-          <w:bCs/>
-        </w:rPr>
-        <w:t>与软工考试</w:t>
-      </w:r>
-      <w:proofErr w:type="gramEnd"/>
+        <w:t>第二周：VSCode 插件联调与软工考试</w:t>
+      </w:r>
     </w:p>
     <w:p>
       <w:pPr>
@@ -3912,15 +3308,7 @@
         </w:rPr>
       </w:pPr>
       <w:r>
-        <w:t>插件联调：完成</w:t>
-      </w:r>
-      <w:proofErr w:type="spellStart"/>
-      <w:r>
-        <w:t>VSCode</w:t>
-      </w:r>
-      <w:proofErr w:type="spellEnd"/>
-      <w:r>
-        <w:t>插件与后端Agent的基础通信框架搭建，验证端到端调用流程。</w:t>
+        <w:t>插件联调：完成VSCode插件与后端Agent的基础通信框架搭建，验证端到端调用流程。</w:t>
       </w:r>
     </w:p>
     <w:p>
@@ -4098,29 +3486,8 @@
           <w:rFonts w:hint="eastAsia"/>
         </w:rPr>
       </w:pPr>
-      <w:proofErr w:type="spellStart"/>
-      <w:r>
-        <w:t>VSCode</w:t>
-      </w:r>
-      <w:proofErr w:type="spellEnd"/>
-      <w:r>
-        <w:t xml:space="preserve"> 扩展增强：新增快捷键与编辑器右键菜单入口；扩展配置项支持后端 </w:t>
-      </w:r>
-      <w:proofErr w:type="spellStart"/>
-      <w:r>
-        <w:t>baseUrl</w:t>
-      </w:r>
-      <w:proofErr w:type="spellEnd"/>
-      <w:r>
-        <w:t xml:space="preserve"> 和 </w:t>
-      </w:r>
-      <w:proofErr w:type="spellStart"/>
-      <w:r>
-        <w:t>timeoutMs</w:t>
-      </w:r>
-      <w:proofErr w:type="spellEnd"/>
-      <w:r>
-        <w:t xml:space="preserve"> 可配置。</w:t>
+      <w:r>
+        <w:t>VSCode 扩展增强：新增快捷键与编辑器右键菜单入口；扩展配置项支持后端 baseUrl 和 timeoutMs 可配置。</w:t>
       </w:r>
     </w:p>
     <w:p>
@@ -4175,15 +3542,7 @@
         </w:rPr>
       </w:pPr>
       <w:r>
-        <w:t xml:space="preserve">后端 </w:t>
-      </w:r>
-      <w:proofErr w:type="spellStart"/>
-      <w:r>
-        <w:t>FastAPI</w:t>
-      </w:r>
-      <w:proofErr w:type="spellEnd"/>
-      <w:r>
-        <w:t xml:space="preserve"> 服务本地启动正常（/docs 可访问）。</w:t>
+        <w:t>后端 FastAPI 服务本地启动正常（/docs 可访问）。</w:t>
       </w:r>
     </w:p>
     <w:p>
@@ -4198,15 +3557,7 @@
         </w:rPr>
       </w:pPr>
       <w:r>
-        <w:t>扩展调用生成流程通过，</w:t>
-      </w:r>
-      <w:proofErr w:type="spellStart"/>
-      <w:r>
-        <w:t>pytest</w:t>
-      </w:r>
-      <w:proofErr w:type="spellEnd"/>
-      <w:r>
-        <w:t xml:space="preserve"> 测试用例最终 5/5 通过。</w:t>
+        <w:t>扩展调用生成流程通过，pytest 测试用例最终 5/5 通过。</w:t>
       </w:r>
     </w:p>
     <w:p>
@@ -4278,13 +3629,8 @@
           <w:rFonts w:hint="eastAsia"/>
         </w:rPr>
       </w:pPr>
-      <w:proofErr w:type="spellStart"/>
-      <w:r>
-        <w:t>npm</w:t>
-      </w:r>
-      <w:proofErr w:type="spellEnd"/>
-      <w:r>
-        <w:t xml:space="preserve"> 命令无法执行</w:t>
+      <w:r>
+        <w:t>npm 命令无法执行</w:t>
       </w:r>
       <w:r>
         <w:rPr>
@@ -4337,29 +3683,8 @@
         </w:rPr>
       </w:pPr>
       <w:r>
-        <w:t>extension/</w:t>
-      </w:r>
-      <w:proofErr w:type="spellStart"/>
-      <w:r>
-        <w:t>package.json</w:t>
-      </w:r>
-      <w:proofErr w:type="spellEnd"/>
-      <w:r>
-        <w:t>、extension/</w:t>
-      </w:r>
-      <w:proofErr w:type="spellStart"/>
-      <w:r>
-        <w:t>src</w:t>
-      </w:r>
-      <w:proofErr w:type="spellEnd"/>
-      <w:r>
-        <w:t>/</w:t>
-      </w:r>
-      <w:proofErr w:type="spellStart"/>
-      <w:r>
-        <w:t>extension.ts</w:t>
-      </w:r>
-      <w:proofErr w:type="spellEnd"/>
+        <w:t>extension/package.json、extension/src/extension.ts</w:t>
+      </w:r>
       <w:r>
         <w:rPr>
           <w:rFonts w:hint="eastAsia"/>
@@ -4514,23 +3839,7 @@
         </w:rPr>
       </w:pPr>
       <w:r>
-        <w:t xml:space="preserve">聊天界面开发：完成 </w:t>
-      </w:r>
-      <w:proofErr w:type="spellStart"/>
-      <w:r>
-        <w:t>VSCode</w:t>
-      </w:r>
-      <w:proofErr w:type="spellEnd"/>
-      <w:r>
-        <w:t xml:space="preserve"> </w:t>
-      </w:r>
-      <w:proofErr w:type="gramStart"/>
-      <w:r>
-        <w:t>侧边栏聊天</w:t>
-      </w:r>
-      <w:proofErr w:type="gramEnd"/>
-      <w:r>
-        <w:t>界面的初版实现。</w:t>
+        <w:t>聊天界面开发：完成 VSCode 侧边栏聊天界面的初版实现。</w:t>
       </w:r>
     </w:p>
     <w:p>
@@ -4584,13 +3893,8 @@
           <w:rFonts w:hint="eastAsia"/>
         </w:rPr>
       </w:pPr>
-      <w:proofErr w:type="spellStart"/>
-      <w:r>
-        <w:t>chatPanel.ts</w:t>
-      </w:r>
-      <w:proofErr w:type="spellEnd"/>
-      <w:r>
-        <w:t xml:space="preserve"> - 聊天面板主逻辑</w:t>
+      <w:r>
+        <w:t>chatPanel.ts - 聊天面板主逻辑</w:t>
       </w:r>
     </w:p>
     <w:p>
@@ -4872,13 +4176,8 @@
           <w:rFonts w:hint="eastAsia"/>
         </w:rPr>
       </w:pPr>
-      <w:proofErr w:type="spellStart"/>
-      <w:r>
-        <w:t>chatPanel.ts</w:t>
-      </w:r>
-      <w:proofErr w:type="spellEnd"/>
-      <w:r>
-        <w:t xml:space="preserve"> - 临时对话机制、标题时间戳、对话切换清理逻辑</w:t>
+      <w:r>
+        <w:t>chatPanel.ts - 临时对话机制、标题时间戳、对话切换清理逻辑</w:t>
       </w:r>
     </w:p>
     <w:p>
@@ -4950,23 +4249,7 @@
         </w:rPr>
       </w:pPr>
       <w:r>
-        <w:t xml:space="preserve">Docker 环境配置：编写 </w:t>
-      </w:r>
-      <w:proofErr w:type="spellStart"/>
-      <w:r>
-        <w:t>Dockerfile</w:t>
-      </w:r>
-      <w:proofErr w:type="spellEnd"/>
-      <w:r>
-        <w:t xml:space="preserve"> 和 docker-</w:t>
-      </w:r>
-      <w:proofErr w:type="spellStart"/>
-      <w:r>
-        <w:t>compose.yml</w:t>
-      </w:r>
-      <w:proofErr w:type="spellEnd"/>
-      <w:r>
-        <w:t>，实现项目的容器化封装。</w:t>
+        <w:t>Docker 环境配置：编写 Dockerfile 和 docker-compose.yml，实现项目的容器化封装。</w:t>
       </w:r>
     </w:p>
     <w:p>
@@ -4996,23 +4279,7 @@
         </w:rPr>
       </w:pPr>
       <w:r>
-        <w:t xml:space="preserve">Java 环境适配：解决 Debian </w:t>
-      </w:r>
-      <w:proofErr w:type="spellStart"/>
-      <w:r>
-        <w:t>trixie</w:t>
-      </w:r>
-      <w:proofErr w:type="spellEnd"/>
-      <w:r>
-        <w:t xml:space="preserve"> 系统中 openjdk-17 </w:t>
-      </w:r>
-      <w:proofErr w:type="gramStart"/>
-      <w:r>
-        <w:t>不</w:t>
-      </w:r>
-      <w:proofErr w:type="gramEnd"/>
-      <w:r>
-        <w:t>可用的问题，改用 slim-bookworm 基础镜像 + openjdk-17。</w:t>
+        <w:t>Java 环境适配：解决 Debian trixie 系统中 openjdk-17 不可用的问题，改用 slim-bookworm 基础镜像 + openjdk-17。</w:t>
       </w:r>
     </w:p>
     <w:p>
@@ -5027,15 +4294,7 @@
         </w:rPr>
       </w:pPr>
       <w:r>
-        <w:t xml:space="preserve">依赖补全：补充 requirements.txt 中缺失的 </w:t>
-      </w:r>
-      <w:proofErr w:type="spellStart"/>
-      <w:r>
-        <w:t>openai</w:t>
-      </w:r>
-      <w:proofErr w:type="spellEnd"/>
-      <w:r>
-        <w:t xml:space="preserve"> 等依赖包。</w:t>
+        <w:t>依赖补全：补充 requirements.txt 中缺失的 openai 等依赖包。</w:t>
       </w:r>
     </w:p>
     <w:p>
@@ -5141,13 +4400,8 @@
           <w:rFonts w:hint="eastAsia"/>
         </w:rPr>
       </w:pPr>
-      <w:proofErr w:type="spellStart"/>
-      <w:r>
-        <w:t>Dockerfile</w:t>
-      </w:r>
-      <w:proofErr w:type="spellEnd"/>
-      <w:r>
-        <w:t xml:space="preserve"> - 镜像构建配置</w:t>
+      <w:r>
+        <w:t>Dockerfile - 镜像构建配置</w:t>
       </w:r>
     </w:p>
     <w:p>
@@ -5162,15 +4416,7 @@
         </w:rPr>
       </w:pPr>
       <w:r>
-        <w:t>docker-</w:t>
-      </w:r>
-      <w:proofErr w:type="spellStart"/>
-      <w:r>
-        <w:t>compose.yml</w:t>
-      </w:r>
-      <w:proofErr w:type="spellEnd"/>
-      <w:r>
-        <w:t xml:space="preserve"> - 容器编排配置</w:t>
+        <w:t>docker-compose.yml - 容器编排配置</w:t>
       </w:r>
     </w:p>
     <w:p>
@@ -5185,15 +4431,7 @@
         </w:rPr>
       </w:pPr>
       <w:r>
-        <w:t>.</w:t>
-      </w:r>
-      <w:proofErr w:type="spellStart"/>
-      <w:r>
-        <w:t>dockerignore</w:t>
-      </w:r>
-      <w:proofErr w:type="spellEnd"/>
-      <w:r>
-        <w:t xml:space="preserve"> - 排除不需要打包的文件</w:t>
+        <w:t>.dockerignore - 排除不需要打包的文件</w:t>
       </w:r>
     </w:p>
     <w:p>
@@ -5208,15 +4446,7 @@
         </w:rPr>
       </w:pPr>
       <w:r>
-        <w:t>.</w:t>
-      </w:r>
-      <w:proofErr w:type="spellStart"/>
-      <w:r>
-        <w:t>env.example</w:t>
-      </w:r>
-      <w:proofErr w:type="spellEnd"/>
-      <w:r>
-        <w:t xml:space="preserve"> - 环境变量模板</w:t>
+        <w:t>.env.example - 环境变量模板</w:t>
       </w:r>
     </w:p>
     <w:p>
@@ -5237,7 +4467,7 @@
     <w:p>
       <w:pPr>
         <w:rPr>
-          <w:rFonts w:asciiTheme="minorEastAsia" w:hAnsiTheme="minorEastAsia"/>
+          <w:rFonts w:asciiTheme="minorEastAsia" w:hAnsiTheme="minorEastAsia" w:hint="eastAsia"/>
         </w:rPr>
       </w:pPr>
     </w:p>
@@ -5248,7 +4478,7 @@
         <w:spacing w:before="160" w:after="80"/>
         <w:outlineLvl w:val="1"/>
         <w:rPr>
-          <w:rFonts w:ascii="等线" w:eastAsia="等线" w:hAnsi="等线" w:cs="Times New Roman"/>
+          <w:rFonts w:ascii="等线" w:eastAsia="等线" w:hAnsi="等线" w:cs="Times New Roman" w:hint="eastAsia"/>
           <w:b/>
           <w:bCs/>
           <w:szCs w:val="21"/>
@@ -5271,27 +4501,27 @@
         <w:spacing w:before="160" w:after="80"/>
         <w:outlineLvl w:val="2"/>
         <w:rPr>
+          <w:rFonts w:ascii="等线" w:eastAsia="等线" w:hAnsi="等线" w:cs="Times New Roman" w:hint="eastAsia"/>
+          <w:szCs w:val="21"/>
+        </w:rPr>
+      </w:pPr>
+      <w:r>
+        <w:rPr>
           <w:rFonts w:ascii="等线" w:eastAsia="等线" w:hAnsi="等线" w:cs="Times New Roman"/>
           <w:szCs w:val="21"/>
         </w:rPr>
+        <w:t>第一周</w:t>
+      </w:r>
+    </w:p>
+    <w:p>
+      <w:pPr>
+        <w:rPr>
+          <w:rFonts w:ascii="等线" w:eastAsia="等线" w:hAnsi="等线" w:cs="Times New Roman" w:hint="eastAsia"/>
+        </w:rPr>
       </w:pPr>
       <w:r>
         <w:rPr>
           <w:rFonts w:ascii="等线" w:eastAsia="等线" w:hAnsi="等线" w:cs="Times New Roman"/>
-          <w:szCs w:val="21"/>
-        </w:rPr>
-        <w:t>第一周</w:t>
-      </w:r>
-    </w:p>
-    <w:p>
-      <w:pPr>
-        <w:rPr>
-          <w:rFonts w:ascii="等线" w:eastAsia="等线" w:hAnsi="等线" w:cs="Times New Roman"/>
-        </w:rPr>
-      </w:pPr>
-      <w:r>
-        <w:rPr>
-          <w:rFonts w:ascii="等线" w:eastAsia="等线" w:hAnsi="等线" w:cs="Times New Roman"/>
         </w:rPr>
         <w:t>任务完成情况：</w:t>
       </w:r>
@@ -5299,7 +4529,7 @@
     <w:p>
       <w:pPr>
         <w:rPr>
-          <w:rFonts w:ascii="等线" w:eastAsia="等线" w:hAnsi="等线" w:cs="Times New Roman"/>
+          <w:rFonts w:ascii="等线" w:eastAsia="等线" w:hAnsi="等线" w:cs="Times New Roman" w:hint="eastAsia"/>
           <w:szCs w:val="21"/>
         </w:rPr>
       </w:pPr>
@@ -5322,7 +4552,7 @@
     <w:p>
       <w:pPr>
         <w:rPr>
-          <w:rFonts w:ascii="等线" w:eastAsia="等线" w:hAnsi="等线" w:cs="Times New Roman"/>
+          <w:rFonts w:ascii="等线" w:eastAsia="等线" w:hAnsi="等线" w:cs="Times New Roman" w:hint="eastAsia"/>
           <w:szCs w:val="21"/>
         </w:rPr>
       </w:pPr>
@@ -5345,7 +4575,7 @@
     <w:p>
       <w:pPr>
         <w:rPr>
-          <w:rFonts w:ascii="等线" w:eastAsia="等线" w:hAnsi="等线" w:cs="Times New Roman"/>
+          <w:rFonts w:ascii="等线" w:eastAsia="等线" w:hAnsi="等线" w:cs="Times New Roman" w:hint="eastAsia"/>
           <w:szCs w:val="21"/>
         </w:rPr>
       </w:pPr>
@@ -5372,113 +4602,81 @@
         <w:spacing w:before="160" w:after="80"/>
         <w:outlineLvl w:val="2"/>
         <w:rPr>
+          <w:rFonts w:ascii="等线" w:eastAsia="等线" w:hAnsi="等线" w:cs="Times New Roman" w:hint="eastAsia"/>
+          <w:szCs w:val="21"/>
+        </w:rPr>
+      </w:pPr>
+      <w:r>
+        <w:rPr>
           <w:rFonts w:ascii="等线" w:eastAsia="等线" w:hAnsi="等线" w:cs="Times New Roman"/>
           <w:szCs w:val="21"/>
         </w:rPr>
+        <w:t>第二周</w:t>
+      </w:r>
+    </w:p>
+    <w:p>
+      <w:pPr>
+        <w:rPr>
+          <w:rFonts w:ascii="等线" w:eastAsia="等线" w:hAnsi="等线" w:cs="Times New Roman" w:hint="eastAsia"/>
+        </w:rPr>
       </w:pPr>
       <w:r>
         <w:rPr>
           <w:rFonts w:ascii="等线" w:eastAsia="等线" w:hAnsi="等线" w:cs="Times New Roman"/>
-          <w:szCs w:val="21"/>
-        </w:rPr>
-        <w:t>第二周</w:t>
-      </w:r>
-    </w:p>
-    <w:p>
-      <w:pPr>
+        </w:rPr>
+        <w:t>任务完成情况：</w:t>
+      </w:r>
+    </w:p>
+    <w:p>
+      <w:pPr>
+        <w:rPr>
+          <w:rFonts w:ascii="等线" w:eastAsia="等线" w:hAnsi="等线" w:cs="Times New Roman" w:hint="eastAsia"/>
+          <w:szCs w:val="21"/>
+        </w:rPr>
+      </w:pPr>
+      <w:r>
         <w:rPr>
           <w:rFonts w:ascii="等线" w:eastAsia="等线" w:hAnsi="等线" w:cs="Times New Roman"/>
-        </w:rPr>
-      </w:pPr>
+          <w:szCs w:val="21"/>
+        </w:rPr>
+        <w:t>1.</w:t>
+      </w:r>
       <w:r>
         <w:rPr>
           <w:rFonts w:ascii="等线" w:eastAsia="等线" w:hAnsi="等线" w:cs="Times New Roman"/>
-        </w:rPr>
-        <w:t>任务完成情况：</w:t>
-      </w:r>
-    </w:p>
-    <w:p>
-      <w:pPr>
+          <w:szCs w:val="21"/>
+        </w:rPr>
+        <w:tab/>
+        <w:t>独立开发项目基础工具函数，实现 save_code 文件保存功能，增加路径处理、IO异常捕获等容错逻辑，保证代码文件稳定落地存储。</w:t>
+      </w:r>
+    </w:p>
+    <w:p>
+      <w:pPr>
+        <w:rPr>
+          <w:rFonts w:ascii="等线" w:eastAsia="等线" w:hAnsi="等线" w:cs="Times New Roman" w:hint="eastAsia"/>
+          <w:szCs w:val="21"/>
+        </w:rPr>
+      </w:pPr>
+      <w:r>
         <w:rPr>
           <w:rFonts w:ascii="等线" w:eastAsia="等线" w:hAnsi="等线" w:cs="Times New Roman"/>
           <w:szCs w:val="21"/>
         </w:rPr>
-      </w:pPr>
+        <w:t>2.</w:t>
+      </w:r>
       <w:r>
         <w:rPr>
           <w:rFonts w:ascii="等线" w:eastAsia="等线" w:hAnsi="等线" w:cs="Times New Roman"/>
           <w:szCs w:val="21"/>
         </w:rPr>
-        <w:t>1.</w:t>
-      </w:r>
-      <w:r>
-        <w:rPr>
-          <w:rFonts w:ascii="等线" w:eastAsia="等线" w:hAnsi="等线" w:cs="Times New Roman"/>
-          <w:szCs w:val="21"/>
-        </w:rPr>
         <w:tab/>
-        <w:t xml:space="preserve">独立开发项目基础工具函数，实现 </w:t>
-      </w:r>
-      <w:proofErr w:type="spellStart"/>
-      <w:r>
-        <w:rPr>
-          <w:rFonts w:ascii="等线" w:eastAsia="等线" w:hAnsi="等线" w:cs="Times New Roman"/>
-          <w:szCs w:val="21"/>
-        </w:rPr>
-        <w:t>save_code</w:t>
-      </w:r>
-      <w:proofErr w:type="spellEnd"/>
-      <w:r>
-        <w:rPr>
-          <w:rFonts w:ascii="等线" w:eastAsia="等线" w:hAnsi="等线" w:cs="Times New Roman"/>
-          <w:szCs w:val="21"/>
-        </w:rPr>
-        <w:t xml:space="preserve"> 文件保存功能，增加路径处理、IO异常捕获等容错逻辑，保证代码文件稳定落地存储。</w:t>
-      </w:r>
-    </w:p>
-    <w:p>
-      <w:pPr>
-        <w:rPr>
-          <w:rFonts w:ascii="等线" w:eastAsia="等线" w:hAnsi="等线" w:cs="Times New Roman"/>
-          <w:szCs w:val="21"/>
-        </w:rPr>
-      </w:pPr>
-      <w:r>
-        <w:rPr>
-          <w:rFonts w:ascii="等线" w:eastAsia="等线" w:hAnsi="等线" w:cs="Times New Roman"/>
-          <w:szCs w:val="21"/>
-        </w:rPr>
-        <w:t>2.</w:t>
-      </w:r>
-      <w:r>
-        <w:rPr>
-          <w:rFonts w:ascii="等线" w:eastAsia="等线" w:hAnsi="等线" w:cs="Times New Roman"/>
-          <w:szCs w:val="21"/>
-        </w:rPr>
-        <w:tab/>
-        <w:t xml:space="preserve">封装 </w:t>
-      </w:r>
-      <w:proofErr w:type="spellStart"/>
-      <w:r>
-        <w:rPr>
-          <w:rFonts w:ascii="等线" w:eastAsia="等线" w:hAnsi="等线" w:cs="Times New Roman"/>
-          <w:szCs w:val="21"/>
-        </w:rPr>
-        <w:t>run_pytest</w:t>
-      </w:r>
-      <w:proofErr w:type="spellEnd"/>
-      <w:r>
-        <w:rPr>
-          <w:rFonts w:ascii="等线" w:eastAsia="等线" w:hAnsi="等线" w:cs="Times New Roman"/>
-          <w:szCs w:val="21"/>
-        </w:rPr>
-        <w:t xml:space="preserve"> 自动化测试执行接口，结构化返回测试通过数、失败数与运行输出结果，为后续自动评测提供基础能力。</w:t>
-      </w:r>
-    </w:p>
-    <w:p>
-      <w:pPr>
-        <w:rPr>
-          <w:rFonts w:ascii="等线" w:eastAsia="等线" w:hAnsi="等线" w:cs="Times New Roman"/>
+        <w:t>封装 run_pytest 自动化测试执行接口，结构化返回测试通过数、失败数与运行输出结果，为后续自动评测提供基础能力。</w:t>
+      </w:r>
+    </w:p>
+    <w:p>
+      <w:pPr>
+        <w:rPr>
+          <w:rFonts w:ascii="等线" w:eastAsia="等线" w:hAnsi="等线" w:cs="Times New Roman" w:hint="eastAsia"/>
           <w:szCs w:val="21"/>
         </w:rPr>
       </w:pPr>
@@ -5501,7 +4699,7 @@
     <w:p>
       <w:pPr>
         <w:rPr>
-          <w:rFonts w:ascii="等线" w:eastAsia="等线" w:hAnsi="等线" w:cs="Times New Roman"/>
+          <w:rFonts w:ascii="等线" w:eastAsia="等线" w:hAnsi="等线" w:cs="Times New Roman" w:hint="eastAsia"/>
           <w:szCs w:val="21"/>
         </w:rPr>
       </w:pPr>
@@ -5521,7 +4719,7 @@
         </w:numPr>
         <w:contextualSpacing/>
         <w:rPr>
-          <w:rFonts w:ascii="等线" w:eastAsia="等线" w:hAnsi="等线" w:cs="Times New Roman"/>
+          <w:rFonts w:ascii="等线" w:eastAsia="等线" w:hAnsi="等线" w:cs="Times New Roman" w:hint="eastAsia"/>
           <w:szCs w:val="21"/>
         </w:rPr>
       </w:pPr>
@@ -5541,7 +4739,7 @@
         </w:numPr>
         <w:contextualSpacing/>
         <w:rPr>
-          <w:rFonts w:ascii="等线" w:eastAsia="等线" w:hAnsi="等线" w:cs="Times New Roman"/>
+          <w:rFonts w:ascii="等线" w:eastAsia="等线" w:hAnsi="等线" w:cs="Times New Roman" w:hint="eastAsia"/>
           <w:szCs w:val="21"/>
         </w:rPr>
       </w:pPr>
@@ -5561,7 +4759,7 @@
         </w:numPr>
         <w:contextualSpacing/>
         <w:rPr>
-          <w:rFonts w:ascii="等线" w:eastAsia="等线" w:hAnsi="等线" w:cs="Times New Roman"/>
+          <w:rFonts w:ascii="等线" w:eastAsia="等线" w:hAnsi="等线" w:cs="Times New Roman" w:hint="eastAsia"/>
           <w:szCs w:val="21"/>
         </w:rPr>
       </w:pPr>
@@ -5582,7 +4780,7 @@
         </w:numPr>
         <w:contextualSpacing/>
         <w:rPr>
-          <w:rFonts w:ascii="等线" w:eastAsia="等线" w:hAnsi="等线" w:cs="Times New Roman"/>
+          <w:rFonts w:ascii="等线" w:eastAsia="等线" w:hAnsi="等线" w:cs="Times New Roman" w:hint="eastAsia"/>
           <w:szCs w:val="21"/>
         </w:rPr>
       </w:pPr>
@@ -5601,74 +4799,58 @@
         <w:spacing w:before="160" w:after="80"/>
         <w:outlineLvl w:val="2"/>
         <w:rPr>
+          <w:rFonts w:ascii="等线" w:eastAsia="等线" w:hAnsi="等线" w:cs="Times New Roman" w:hint="eastAsia"/>
+          <w:szCs w:val="21"/>
+        </w:rPr>
+      </w:pPr>
+      <w:r>
+        <w:rPr>
           <w:rFonts w:ascii="等线" w:eastAsia="等线" w:hAnsi="等线" w:cs="Times New Roman"/>
           <w:szCs w:val="21"/>
         </w:rPr>
+        <w:t>第三周</w:t>
+      </w:r>
+    </w:p>
+    <w:p>
+      <w:pPr>
+        <w:rPr>
+          <w:rFonts w:ascii="等线" w:eastAsia="等线" w:hAnsi="等线" w:cs="Times New Roman" w:hint="eastAsia"/>
+        </w:rPr>
       </w:pPr>
       <w:r>
         <w:rPr>
           <w:rFonts w:ascii="等线" w:eastAsia="等线" w:hAnsi="等线" w:cs="Times New Roman"/>
-          <w:szCs w:val="21"/>
-        </w:rPr>
-        <w:t>第三周</w:t>
-      </w:r>
-    </w:p>
-    <w:p>
-      <w:pPr>
+        </w:rPr>
+        <w:t>任务完成情况：</w:t>
+      </w:r>
+    </w:p>
+    <w:p>
+      <w:pPr>
+        <w:rPr>
+          <w:rFonts w:ascii="等线" w:eastAsia="等线" w:hAnsi="等线" w:cs="Times New Roman" w:hint="eastAsia"/>
+          <w:szCs w:val="21"/>
+        </w:rPr>
+      </w:pPr>
+      <w:r>
         <w:rPr>
           <w:rFonts w:ascii="等线" w:eastAsia="等线" w:hAnsi="等线" w:cs="Times New Roman"/>
-        </w:rPr>
-      </w:pPr>
+          <w:szCs w:val="21"/>
+        </w:rPr>
+        <w:t>1.</w:t>
+      </w:r>
       <w:r>
         <w:rPr>
           <w:rFonts w:ascii="等线" w:eastAsia="等线" w:hAnsi="等线" w:cs="Times New Roman"/>
-        </w:rPr>
-        <w:t>任务完成情况：</w:t>
-      </w:r>
-    </w:p>
-    <w:p>
-      <w:pPr>
-        <w:rPr>
-          <w:rFonts w:ascii="等线" w:eastAsia="等线" w:hAnsi="等线" w:cs="Times New Roman"/>
-          <w:szCs w:val="21"/>
-        </w:rPr>
-      </w:pPr>
-      <w:r>
-        <w:rPr>
-          <w:rFonts w:ascii="等线" w:eastAsia="等线" w:hAnsi="等线" w:cs="Times New Roman"/>
-          <w:szCs w:val="21"/>
-        </w:rPr>
-        <w:t>1.</w:t>
-      </w:r>
-      <w:r>
-        <w:rPr>
-          <w:rFonts w:ascii="等线" w:eastAsia="等线" w:hAnsi="等线" w:cs="Times New Roman"/>
           <w:szCs w:val="21"/>
         </w:rPr>
         <w:tab/>
-        <w:t>系统架构设计：梳理整体模块分层结构，划分 LLM 调用层、PRD 解析层、代码执行层、测试工具层、结果输出层；明确模块间调用关系、入</w:t>
-      </w:r>
-      <w:proofErr w:type="gramStart"/>
-      <w:r>
-        <w:rPr>
-          <w:rFonts w:ascii="等线" w:eastAsia="等线" w:hAnsi="等线" w:cs="Times New Roman"/>
-          <w:szCs w:val="21"/>
-        </w:rPr>
-        <w:t>参出参标准</w:t>
-      </w:r>
-      <w:proofErr w:type="gramEnd"/>
-      <w:r>
-        <w:rPr>
-          <w:rFonts w:ascii="等线" w:eastAsia="等线" w:hAnsi="等线" w:cs="Times New Roman"/>
-          <w:szCs w:val="21"/>
-        </w:rPr>
-        <w:t>。</w:t>
-      </w:r>
-    </w:p>
-    <w:p>
-      <w:pPr>
-        <w:rPr>
-          <w:rFonts w:ascii="等线" w:eastAsia="等线" w:hAnsi="等线" w:cs="Times New Roman"/>
+        <w:t>系统架构设计：梳理整体模块分层结构，划分 LLM 调用层、PRD 解析层、代码执行层、测试工具层、结果输出层；明确模块间调用关系、入参出参标准。</w:t>
+      </w:r>
+    </w:p>
+    <w:p>
+      <w:pPr>
+        <w:rPr>
+          <w:rFonts w:ascii="等线" w:eastAsia="等线" w:hAnsi="等线" w:cs="Times New Roman" w:hint="eastAsia"/>
           <w:szCs w:val="21"/>
         </w:rPr>
       </w:pPr>
@@ -5691,7 +4873,7 @@
     <w:p>
       <w:pPr>
         <w:rPr>
-          <w:rFonts w:ascii="等线" w:eastAsia="等线" w:hAnsi="等线" w:cs="Times New Roman"/>
+          <w:rFonts w:ascii="等线" w:eastAsia="等线" w:hAnsi="等线" w:cs="Times New Roman" w:hint="eastAsia"/>
           <w:szCs w:val="21"/>
         </w:rPr>
       </w:pPr>
@@ -5714,22 +4896,22 @@
     <w:p>
       <w:pPr>
         <w:rPr>
+          <w:rFonts w:ascii="等线" w:eastAsia="等线" w:hAnsi="等线" w:cs="Times New Roman" w:hint="eastAsia"/>
+          <w:szCs w:val="21"/>
+        </w:rPr>
+      </w:pPr>
+      <w:r>
+        <w:rPr>
           <w:rFonts w:ascii="等线" w:eastAsia="等线" w:hAnsi="等线" w:cs="Times New Roman"/>
           <w:szCs w:val="21"/>
         </w:rPr>
-      </w:pPr>
-      <w:r>
-        <w:rPr>
-          <w:rFonts w:ascii="等线" w:eastAsia="等线" w:hAnsi="等线" w:cs="Times New Roman"/>
-          <w:szCs w:val="21"/>
-        </w:rPr>
         <w:t>产出文件：</w:t>
       </w:r>
     </w:p>
     <w:p>
       <w:pPr>
         <w:rPr>
-          <w:rFonts w:ascii="等线" w:eastAsia="等线" w:hAnsi="等线" w:cs="Times New Roman"/>
+          <w:rFonts w:ascii="等线" w:eastAsia="等线" w:hAnsi="等线" w:cs="Times New Roman" w:hint="eastAsia"/>
           <w:szCs w:val="21"/>
         </w:rPr>
       </w:pPr>
@@ -5747,41 +4929,41 @@
         <w:spacing w:before="160" w:after="80"/>
         <w:outlineLvl w:val="2"/>
         <w:rPr>
+          <w:rFonts w:ascii="等线" w:eastAsia="等线" w:hAnsi="等线" w:cs="Times New Roman" w:hint="eastAsia"/>
+          <w:szCs w:val="21"/>
+        </w:rPr>
+      </w:pPr>
+      <w:r>
+        <w:rPr>
           <w:rFonts w:ascii="等线" w:eastAsia="等线" w:hAnsi="等线" w:cs="Times New Roman"/>
           <w:szCs w:val="21"/>
         </w:rPr>
+        <w:t>第四周</w:t>
+      </w:r>
+    </w:p>
+    <w:p>
+      <w:pPr>
+        <w:rPr>
+          <w:rFonts w:ascii="等线" w:eastAsia="等线" w:hAnsi="等线" w:cs="Times New Roman" w:hint="eastAsia"/>
+        </w:rPr>
       </w:pPr>
       <w:r>
         <w:rPr>
           <w:rFonts w:ascii="等线" w:eastAsia="等线" w:hAnsi="等线" w:cs="Times New Roman"/>
-          <w:szCs w:val="21"/>
-        </w:rPr>
-        <w:t>第四周</w:t>
-      </w:r>
-    </w:p>
-    <w:p>
-      <w:pPr>
+        </w:rPr>
+        <w:t>任务完成情况：</w:t>
+      </w:r>
+    </w:p>
+    <w:p>
+      <w:pPr>
+        <w:rPr>
+          <w:rFonts w:ascii="等线" w:eastAsia="等线" w:hAnsi="等线" w:cs="Times New Roman" w:hint="eastAsia"/>
+          <w:szCs w:val="21"/>
+        </w:rPr>
+      </w:pPr>
+      <w:r>
         <w:rPr>
           <w:rFonts w:ascii="等线" w:eastAsia="等线" w:hAnsi="等线" w:cs="Times New Roman"/>
-        </w:rPr>
-      </w:pPr>
-      <w:r>
-        <w:rPr>
-          <w:rFonts w:ascii="等线" w:eastAsia="等线" w:hAnsi="等线" w:cs="Times New Roman"/>
-        </w:rPr>
-        <w:t>任务完成情况：</w:t>
-      </w:r>
-    </w:p>
-    <w:p>
-      <w:pPr>
-        <w:rPr>
-          <w:rFonts w:ascii="等线" w:eastAsia="等线" w:hAnsi="等线" w:cs="Times New Roman"/>
-          <w:szCs w:val="21"/>
-        </w:rPr>
-      </w:pPr>
-      <w:r>
-        <w:rPr>
-          <w:rFonts w:ascii="等线" w:eastAsia="等线" w:hAnsi="等线" w:cs="Times New Roman"/>
           <w:szCs w:val="21"/>
         </w:rPr>
         <w:t>落地PRD 输入自动生成代码 + 测试代码完整核心流程，新增多份代码与配套测试：</w:t>
@@ -5790,7 +4972,7 @@
     <w:p>
       <w:pPr>
         <w:rPr>
-          <w:rFonts w:ascii="等线" w:eastAsia="等线" w:hAnsi="等线" w:cs="Times New Roman"/>
+          <w:rFonts w:ascii="等线" w:eastAsia="等线" w:hAnsi="等线" w:cs="Times New Roman" w:hint="eastAsia"/>
           <w:szCs w:val="21"/>
         </w:rPr>
       </w:pPr>
@@ -5813,7 +4995,7 @@
     <w:p>
       <w:pPr>
         <w:rPr>
-          <w:rFonts w:ascii="等线" w:eastAsia="等线" w:hAnsi="等线" w:cs="Times New Roman"/>
+          <w:rFonts w:ascii="等线" w:eastAsia="等线" w:hAnsi="等线" w:cs="Times New Roman" w:hint="eastAsia"/>
           <w:szCs w:val="21"/>
         </w:rPr>
       </w:pPr>
@@ -5836,85 +5018,53 @@
     <w:p>
       <w:pPr>
         <w:rPr>
+          <w:rFonts w:ascii="等线" w:eastAsia="等线" w:hAnsi="等线" w:cs="Times New Roman" w:hint="eastAsia"/>
+          <w:szCs w:val="21"/>
+        </w:rPr>
+      </w:pPr>
+      <w:r>
+        <w:rPr>
           <w:rFonts w:ascii="等线" w:eastAsia="等线" w:hAnsi="等线" w:cs="Times New Roman"/>
           <w:szCs w:val="21"/>
         </w:rPr>
-      </w:pPr>
+        <w:t>3.</w:t>
+      </w:r>
       <w:r>
         <w:rPr>
           <w:rFonts w:ascii="等线" w:eastAsia="等线" w:hAnsi="等线" w:cs="Times New Roman"/>
           <w:szCs w:val="21"/>
         </w:rPr>
-        <w:t>3.</w:t>
-      </w:r>
+        <w:tab/>
+        <w:t>新增 test_prd_input.py 测试代码与 prds 测试用例目录，覆盖空输入、文件异常、参数不合法等各类边界场景。</w:t>
+      </w:r>
+    </w:p>
+    <w:p>
+      <w:pPr>
+        <w:rPr>
+          <w:rFonts w:ascii="等线" w:eastAsia="等线" w:hAnsi="等线" w:cs="Times New Roman" w:hint="eastAsia"/>
+          <w:szCs w:val="21"/>
+        </w:rPr>
+      </w:pPr>
       <w:r>
         <w:rPr>
           <w:rFonts w:ascii="等线" w:eastAsia="等线" w:hAnsi="等线" w:cs="Times New Roman"/>
           <w:szCs w:val="21"/>
         </w:rPr>
+        <w:t>4.</w:t>
+      </w:r>
+      <w:r>
+        <w:rPr>
+          <w:rFonts w:ascii="等线" w:eastAsia="等线" w:hAnsi="等线" w:cs="Times New Roman"/>
+          <w:szCs w:val="21"/>
+        </w:rPr>
         <w:tab/>
-        <w:t xml:space="preserve">新增 test_prd_input.py 测试代码与 </w:t>
-      </w:r>
-      <w:proofErr w:type="spellStart"/>
-      <w:r>
-        <w:rPr>
-          <w:rFonts w:ascii="等线" w:eastAsia="等线" w:hAnsi="等线" w:cs="Times New Roman"/>
-          <w:szCs w:val="21"/>
-        </w:rPr>
-        <w:t>prds</w:t>
-      </w:r>
-      <w:proofErr w:type="spellEnd"/>
-      <w:r>
-        <w:rPr>
-          <w:rFonts w:ascii="等线" w:eastAsia="等线" w:hAnsi="等线" w:cs="Times New Roman"/>
-          <w:szCs w:val="21"/>
-        </w:rPr>
-        <w:t xml:space="preserve"> 测试用例目录，覆盖空输入、文件异常、参数不合法等各类边界场景。</w:t>
-      </w:r>
-    </w:p>
-    <w:p>
-      <w:pPr>
-        <w:rPr>
-          <w:rFonts w:ascii="等线" w:eastAsia="等线" w:hAnsi="等线" w:cs="Times New Roman"/>
-          <w:szCs w:val="21"/>
-        </w:rPr>
-      </w:pPr>
-      <w:r>
-        <w:rPr>
-          <w:rFonts w:ascii="等线" w:eastAsia="等线" w:hAnsi="等线" w:cs="Times New Roman"/>
-          <w:szCs w:val="21"/>
-        </w:rPr>
-        <w:t>4.</w:t>
-      </w:r>
-      <w:r>
-        <w:rPr>
-          <w:rFonts w:ascii="等线" w:eastAsia="等线" w:hAnsi="等线" w:cs="Times New Roman"/>
-          <w:szCs w:val="21"/>
-        </w:rPr>
-        <w:tab/>
-        <w:t>修复LLM输出混杂问题，优化 llm_client.py 解析逻辑，自动拆分业务代码与测试代码，避免测试代码混入</w:t>
-      </w:r>
-      <w:proofErr w:type="gramStart"/>
-      <w:r>
-        <w:rPr>
-          <w:rFonts w:ascii="等线" w:eastAsia="等线" w:hAnsi="等线" w:cs="Times New Roman"/>
-          <w:szCs w:val="21"/>
-        </w:rPr>
-        <w:t>正式业务</w:t>
-      </w:r>
-      <w:proofErr w:type="gramEnd"/>
-      <w:r>
-        <w:rPr>
-          <w:rFonts w:ascii="等线" w:eastAsia="等线" w:hAnsi="等线" w:cs="Times New Roman"/>
-          <w:szCs w:val="21"/>
-        </w:rPr>
-        <w:t>文件，提升生成代码质量。</w:t>
-      </w:r>
-    </w:p>
-    <w:p>
-      <w:pPr>
-        <w:rPr>
-          <w:rFonts w:ascii="等线" w:eastAsia="等线" w:hAnsi="等线" w:cs="Times New Roman"/>
+        <w:t>修复LLM输出混杂问题，优化 llm_client.py 解析逻辑，自动拆分业务代码与测试代码，避免测试代码混入正式业务文件，提升生成代码质量。</w:t>
+      </w:r>
+    </w:p>
+    <w:p>
+      <w:pPr>
+        <w:rPr>
+          <w:rFonts w:ascii="等线" w:eastAsia="等线" w:hAnsi="等线" w:cs="Times New Roman" w:hint="eastAsia"/>
           <w:szCs w:val="21"/>
         </w:rPr>
       </w:pPr>
@@ -5934,7 +5084,7 @@
         </w:numPr>
         <w:contextualSpacing/>
         <w:rPr>
-          <w:rFonts w:ascii="等线" w:eastAsia="等线" w:hAnsi="等线" w:cs="Times New Roman"/>
+          <w:rFonts w:ascii="等线" w:eastAsia="等线" w:hAnsi="等线" w:cs="Times New Roman" w:hint="eastAsia"/>
           <w:szCs w:val="21"/>
         </w:rPr>
       </w:pPr>
@@ -5954,7 +5104,7 @@
         </w:numPr>
         <w:contextualSpacing/>
         <w:rPr>
-          <w:rFonts w:ascii="等线" w:eastAsia="等线" w:hAnsi="等线" w:cs="Times New Roman"/>
+          <w:rFonts w:ascii="等线" w:eastAsia="等线" w:hAnsi="等线" w:cs="Times New Roman" w:hint="eastAsia"/>
           <w:szCs w:val="21"/>
         </w:rPr>
       </w:pPr>
@@ -5974,32 +5124,16 @@
         </w:numPr>
         <w:contextualSpacing/>
         <w:rPr>
+          <w:rFonts w:ascii="等线" w:eastAsia="等线" w:hAnsi="等线" w:cs="Times New Roman" w:hint="eastAsia"/>
+          <w:szCs w:val="21"/>
+        </w:rPr>
+      </w:pPr>
+      <w:r>
+        <w:rPr>
           <w:rFonts w:ascii="等线" w:eastAsia="等线" w:hAnsi="等线" w:cs="Times New Roman"/>
           <w:szCs w:val="21"/>
         </w:rPr>
-      </w:pPr>
-      <w:r>
-        <w:rPr>
-          <w:rFonts w:ascii="等线" w:eastAsia="等线" w:hAnsi="等线" w:cs="Times New Roman"/>
-          <w:szCs w:val="21"/>
-        </w:rPr>
-        <w:t>tests/</w:t>
-      </w:r>
-      <w:proofErr w:type="spellStart"/>
-      <w:r>
-        <w:rPr>
-          <w:rFonts w:ascii="等线" w:eastAsia="等线" w:hAnsi="等线" w:cs="Times New Roman"/>
-          <w:szCs w:val="21"/>
-        </w:rPr>
-        <w:t>prds</w:t>
-      </w:r>
-      <w:proofErr w:type="spellEnd"/>
-      <w:r>
-        <w:rPr>
-          <w:rFonts w:ascii="等线" w:eastAsia="等线" w:hAnsi="等线" w:cs="Times New Roman"/>
-          <w:szCs w:val="21"/>
-        </w:rPr>
-        <w:t>/test1.txt</w:t>
+        <w:t>tests/prds/test1.txt</w:t>
       </w:r>
     </w:p>
     <w:p>
@@ -6010,32 +5144,16 @@
         </w:numPr>
         <w:contextualSpacing/>
         <w:rPr>
+          <w:rFonts w:ascii="等线" w:eastAsia="等线" w:hAnsi="等线" w:cs="Times New Roman" w:hint="eastAsia"/>
+          <w:szCs w:val="21"/>
+        </w:rPr>
+      </w:pPr>
+      <w:r>
+        <w:rPr>
           <w:rFonts w:ascii="等线" w:eastAsia="等线" w:hAnsi="等线" w:cs="Times New Roman"/>
           <w:szCs w:val="21"/>
         </w:rPr>
-      </w:pPr>
-      <w:r>
-        <w:rPr>
-          <w:rFonts w:ascii="等线" w:eastAsia="等线" w:hAnsi="等线" w:cs="Times New Roman"/>
-          <w:szCs w:val="21"/>
-        </w:rPr>
-        <w:t>tests/</w:t>
-      </w:r>
-      <w:proofErr w:type="spellStart"/>
-      <w:r>
-        <w:rPr>
-          <w:rFonts w:ascii="等线" w:eastAsia="等线" w:hAnsi="等线" w:cs="Times New Roman"/>
-          <w:szCs w:val="21"/>
-        </w:rPr>
-        <w:t>prds</w:t>
-      </w:r>
-      <w:proofErr w:type="spellEnd"/>
-      <w:r>
-        <w:rPr>
-          <w:rFonts w:ascii="等线" w:eastAsia="等线" w:hAnsi="等线" w:cs="Times New Roman"/>
-          <w:szCs w:val="21"/>
-        </w:rPr>
-        <w:t>/test2.txt</w:t>
+        <w:t>tests/prds/test2.txt</w:t>
       </w:r>
     </w:p>
     <w:p>
@@ -6046,7 +5164,7 @@
         </w:numPr>
         <w:contextualSpacing/>
         <w:rPr>
-          <w:rFonts w:ascii="等线" w:eastAsia="等线" w:hAnsi="等线" w:cs="Times New Roman"/>
+          <w:rFonts w:ascii="等线" w:eastAsia="等线" w:hAnsi="等线" w:cs="Times New Roman" w:hint="eastAsia"/>
           <w:szCs w:val="21"/>
         </w:rPr>
       </w:pPr>
@@ -6066,7 +5184,7 @@
         </w:numPr>
         <w:contextualSpacing/>
         <w:rPr>
-          <w:rFonts w:ascii="等线" w:eastAsia="等线" w:hAnsi="等线" w:cs="Times New Roman"/>
+          <w:rFonts w:ascii="等线" w:eastAsia="等线" w:hAnsi="等线" w:cs="Times New Roman" w:hint="eastAsia"/>
           <w:szCs w:val="21"/>
         </w:rPr>
       </w:pPr>
@@ -6085,89 +5203,73 @@
         <w:spacing w:before="160" w:after="80"/>
         <w:outlineLvl w:val="2"/>
         <w:rPr>
+          <w:rFonts w:ascii="等线" w:eastAsia="等线" w:hAnsi="等线" w:cs="Times New Roman" w:hint="eastAsia"/>
+          <w:szCs w:val="21"/>
+        </w:rPr>
+      </w:pPr>
+      <w:r>
+        <w:rPr>
           <w:rFonts w:ascii="等线" w:eastAsia="等线" w:hAnsi="等线" w:cs="Times New Roman"/>
           <w:szCs w:val="21"/>
         </w:rPr>
+        <w:t>第五周</w:t>
+      </w:r>
+    </w:p>
+    <w:p>
+      <w:pPr>
+        <w:rPr>
+          <w:rFonts w:ascii="等线" w:eastAsia="等线" w:hAnsi="等线" w:cs="Times New Roman" w:hint="eastAsia"/>
+        </w:rPr>
       </w:pPr>
       <w:r>
         <w:rPr>
           <w:rFonts w:ascii="等线" w:eastAsia="等线" w:hAnsi="等线" w:cs="Times New Roman"/>
-          <w:szCs w:val="21"/>
-        </w:rPr>
-        <w:t>第五周</w:t>
-      </w:r>
-    </w:p>
-    <w:p>
-      <w:pPr>
+        </w:rPr>
+        <w:t>任务完成情况：</w:t>
+      </w:r>
+    </w:p>
+    <w:p>
+      <w:pPr>
+        <w:rPr>
+          <w:rFonts w:ascii="等线" w:eastAsia="等线" w:hAnsi="等线" w:cs="Times New Roman" w:hint="eastAsia"/>
+          <w:szCs w:val="21"/>
+        </w:rPr>
+      </w:pPr>
+      <w:r>
         <w:rPr>
           <w:rFonts w:ascii="等线" w:eastAsia="等线" w:hAnsi="等线" w:cs="Times New Roman"/>
+          <w:szCs w:val="21"/>
+        </w:rPr>
+        <w:t>针对性优化 Java 代码生成 Prompt，解决 Java 代码编译失败率高的问题：</w:t>
+      </w:r>
+    </w:p>
+    <w:p>
+      <w:pPr>
+        <w:rPr>
+          <w:rFonts w:ascii="等线" w:eastAsia="等线" w:hAnsi="等线" w:cs="Times New Roman" w:hint="eastAsia"/>
+          <w:szCs w:val="21"/>
         </w:rPr>
       </w:pPr>
       <w:r>
         <w:rPr>
           <w:rFonts w:ascii="等线" w:eastAsia="等线" w:hAnsi="等线" w:cs="Times New Roman"/>
-        </w:rPr>
-        <w:t>任务完成情况：</w:t>
-      </w:r>
-    </w:p>
-    <w:p>
-      <w:pPr>
+          <w:szCs w:val="21"/>
+        </w:rPr>
+        <w:t>1.</w:t>
+      </w:r>
+      <w:r>
         <w:rPr>
           <w:rFonts w:ascii="等线" w:eastAsia="等线" w:hAnsi="等线" w:cs="Times New Roman"/>
           <w:szCs w:val="21"/>
         </w:rPr>
-      </w:pPr>
-      <w:r>
-        <w:rPr>
-          <w:rFonts w:ascii="等线" w:eastAsia="等线" w:hAnsi="等线" w:cs="Times New Roman"/>
-          <w:szCs w:val="21"/>
-        </w:rPr>
-        <w:t>针对性优化 Java 代码生成 Prompt，解决 Java 代码编译失败率高的问题：</w:t>
-      </w:r>
-    </w:p>
-    <w:p>
-      <w:pPr>
-        <w:rPr>
-          <w:rFonts w:ascii="等线" w:eastAsia="等线" w:hAnsi="等线" w:cs="Times New Roman"/>
-          <w:szCs w:val="21"/>
-        </w:rPr>
-      </w:pPr>
-      <w:r>
-        <w:rPr>
-          <w:rFonts w:ascii="等线" w:eastAsia="等线" w:hAnsi="等线" w:cs="Times New Roman"/>
-          <w:szCs w:val="21"/>
-        </w:rPr>
-        <w:t>1.</w:t>
-      </w:r>
-      <w:r>
-        <w:rPr>
-          <w:rFonts w:ascii="等线" w:eastAsia="等线" w:hAnsi="等线" w:cs="Times New Roman"/>
-          <w:szCs w:val="21"/>
-        </w:rPr>
         <w:tab/>
-        <w:t>针对Java代码编译通过率低的问题，专项优化Java生成提示词，新增代码生成约束，要求导</w:t>
-      </w:r>
-      <w:proofErr w:type="gramStart"/>
-      <w:r>
-        <w:rPr>
-          <w:rFonts w:ascii="等线" w:eastAsia="等线" w:hAnsi="等线" w:cs="Times New Roman"/>
-          <w:szCs w:val="21"/>
-        </w:rPr>
-        <w:t>入使用</w:t>
-      </w:r>
-      <w:proofErr w:type="gramEnd"/>
-      <w:r>
-        <w:rPr>
-          <w:rFonts w:ascii="等线" w:eastAsia="等线" w:hAnsi="等线" w:cs="Times New Roman"/>
-          <w:szCs w:val="21"/>
-        </w:rPr>
-        <w:t>全限定类名、测试方法与业务方法签名保持一致。</w:t>
-      </w:r>
-    </w:p>
-    <w:p>
-      <w:pPr>
-        <w:rPr>
-          <w:rFonts w:ascii="等线" w:eastAsia="等线" w:hAnsi="等线" w:cs="Times New Roman"/>
+        <w:t>针对Java代码编译通过率低的问题，专项优化Java生成提示词，新增代码生成约束，要求导入使用全限定类名、测试方法与业务方法签名保持一致。</w:t>
+      </w:r>
+    </w:p>
+    <w:p>
+      <w:pPr>
+        <w:rPr>
+          <w:rFonts w:ascii="等线" w:eastAsia="等线" w:hAnsi="等线" w:cs="Times New Roman" w:hint="eastAsia"/>
           <w:szCs w:val="21"/>
         </w:rPr>
       </w:pPr>
@@ -6190,7 +5292,7 @@
     <w:p>
       <w:pPr>
         <w:rPr>
-          <w:rFonts w:ascii="等线" w:eastAsia="等线" w:hAnsi="等线" w:cs="Times New Roman"/>
+          <w:rFonts w:ascii="等线" w:eastAsia="等线" w:hAnsi="等线" w:cs="Times New Roman" w:hint="eastAsia"/>
           <w:szCs w:val="21"/>
         </w:rPr>
       </w:pPr>
@@ -6213,7 +5315,7 @@
     <w:p>
       <w:pPr>
         <w:rPr>
-          <w:rFonts w:ascii="等线" w:eastAsia="等线" w:hAnsi="等线" w:cs="Times New Roman"/>
+          <w:rFonts w:ascii="等线" w:eastAsia="等线" w:hAnsi="等线" w:cs="Times New Roman" w:hint="eastAsia"/>
           <w:szCs w:val="21"/>
         </w:rPr>
       </w:pPr>
@@ -6233,7 +5335,7 @@
         </w:numPr>
         <w:contextualSpacing/>
         <w:rPr>
-          <w:rFonts w:ascii="等线" w:eastAsia="等线" w:hAnsi="等线" w:cs="Times New Roman"/>
+          <w:rFonts w:ascii="等线" w:eastAsia="等线" w:hAnsi="等线" w:cs="Times New Roman" w:hint="eastAsia"/>
           <w:szCs w:val="21"/>
         </w:rPr>
       </w:pPr>
@@ -6253,7 +5355,7 @@
         </w:numPr>
         <w:contextualSpacing/>
         <w:rPr>
-          <w:rFonts w:ascii="等线" w:eastAsia="等线" w:hAnsi="等线" w:cs="Times New Roman"/>
+          <w:rFonts w:ascii="等线" w:eastAsia="等线" w:hAnsi="等线" w:cs="Times New Roman" w:hint="eastAsia"/>
           <w:szCs w:val="21"/>
         </w:rPr>
       </w:pPr>
@@ -6273,7 +5375,7 @@
         </w:numPr>
         <w:contextualSpacing/>
         <w:rPr>
-          <w:rFonts w:ascii="等线" w:eastAsia="等线" w:hAnsi="等线" w:cs="Times New Roman"/>
+          <w:rFonts w:ascii="等线" w:eastAsia="等线" w:hAnsi="等线" w:cs="Times New Roman" w:hint="eastAsia"/>
           <w:szCs w:val="21"/>
         </w:rPr>
       </w:pPr>
@@ -6293,7 +5395,7 @@
         </w:numPr>
         <w:contextualSpacing/>
         <w:rPr>
-          <w:rFonts w:ascii="等线" w:eastAsia="等线" w:hAnsi="等线" w:cs="Times New Roman"/>
+          <w:rFonts w:ascii="等线" w:eastAsia="等线" w:hAnsi="等线" w:cs="Times New Roman" w:hint="eastAsia"/>
           <w:szCs w:val="21"/>
         </w:rPr>
       </w:pPr>
@@ -6313,27 +5415,27 @@
         <w:spacing w:before="160" w:after="80"/>
         <w:outlineLvl w:val="2"/>
         <w:rPr>
+          <w:rFonts w:ascii="等线" w:eastAsia="等线" w:hAnsi="等线" w:cs="Times New Roman" w:hint="eastAsia"/>
+          <w:szCs w:val="21"/>
+        </w:rPr>
+      </w:pPr>
+      <w:r>
+        <w:rPr>
           <w:rFonts w:ascii="等线" w:eastAsia="等线" w:hAnsi="等线" w:cs="Times New Roman"/>
           <w:szCs w:val="21"/>
         </w:rPr>
+        <w:t>第六周</w:t>
+      </w:r>
+    </w:p>
+    <w:p>
+      <w:pPr>
+        <w:rPr>
+          <w:rFonts w:ascii="等线" w:eastAsia="等线" w:hAnsi="等线" w:cs="Times New Roman" w:hint="eastAsia"/>
+        </w:rPr>
       </w:pPr>
       <w:r>
         <w:rPr>
           <w:rFonts w:ascii="等线" w:eastAsia="等线" w:hAnsi="等线" w:cs="Times New Roman"/>
-          <w:szCs w:val="21"/>
-        </w:rPr>
-        <w:t>第六周</w:t>
-      </w:r>
-    </w:p>
-    <w:p>
-      <w:pPr>
-        <w:rPr>
-          <w:rFonts w:ascii="等线" w:eastAsia="等线" w:hAnsi="等线" w:cs="Times New Roman"/>
-        </w:rPr>
-      </w:pPr>
-      <w:r>
-        <w:rPr>
-          <w:rFonts w:ascii="等线" w:eastAsia="等线" w:hAnsi="等线" w:cs="Times New Roman"/>
         </w:rPr>
         <w:t>任务完成情况：</w:t>
       </w:r>
@@ -6341,7 +5443,7 @@
     <w:p>
       <w:pPr>
         <w:rPr>
-          <w:rFonts w:ascii="等线" w:eastAsia="等线" w:hAnsi="等线" w:cs="Times New Roman"/>
+          <w:rFonts w:ascii="等线" w:eastAsia="等线" w:hAnsi="等线" w:cs="Times New Roman" w:hint="eastAsia"/>
           <w:szCs w:val="21"/>
         </w:rPr>
       </w:pPr>
@@ -6364,62 +5466,30 @@
     <w:p>
       <w:pPr>
         <w:rPr>
+          <w:rFonts w:ascii="等线" w:eastAsia="等线" w:hAnsi="等线" w:cs="Times New Roman" w:hint="eastAsia"/>
+          <w:szCs w:val="21"/>
+        </w:rPr>
+      </w:pPr>
+      <w:r>
+        <w:rPr>
           <w:rFonts w:ascii="等线" w:eastAsia="等线" w:hAnsi="等线" w:cs="Times New Roman"/>
           <w:szCs w:val="21"/>
         </w:rPr>
-      </w:pPr>
+        <w:t>2.</w:t>
+      </w:r>
       <w:r>
         <w:rPr>
           <w:rFonts w:ascii="等线" w:eastAsia="等线" w:hAnsi="等线" w:cs="Times New Roman"/>
           <w:szCs w:val="21"/>
         </w:rPr>
-        <w:t>2.</w:t>
-      </w:r>
-      <w:r>
-        <w:rPr>
-          <w:rFonts w:ascii="等线" w:eastAsia="等线" w:hAnsi="等线" w:cs="Times New Roman"/>
-          <w:szCs w:val="21"/>
-        </w:rPr>
         <w:tab/>
-        <w:t>重构测试目录结构，将</w:t>
-      </w:r>
-      <w:proofErr w:type="spellStart"/>
-      <w:r>
-        <w:rPr>
-          <w:rFonts w:ascii="等线" w:eastAsia="等线" w:hAnsi="等线" w:cs="Times New Roman"/>
-          <w:szCs w:val="21"/>
-        </w:rPr>
-        <w:t>HumanEval</w:t>
-      </w:r>
-      <w:proofErr w:type="spellEnd"/>
-      <w:r>
-        <w:rPr>
-          <w:rFonts w:ascii="等线" w:eastAsia="等线" w:hAnsi="等线" w:cs="Times New Roman"/>
-          <w:szCs w:val="21"/>
-        </w:rPr>
-        <w:t>相关评测代码与手写业务测试用例隔离，单独放置于 tests/</w:t>
-      </w:r>
-      <w:proofErr w:type="spellStart"/>
-      <w:r>
-        <w:rPr>
-          <w:rFonts w:ascii="等线" w:eastAsia="等线" w:hAnsi="等线" w:cs="Times New Roman"/>
-          <w:szCs w:val="21"/>
-        </w:rPr>
-        <w:t>humaneval</w:t>
-      </w:r>
-      <w:proofErr w:type="spellEnd"/>
-      <w:r>
-        <w:rPr>
-          <w:rFonts w:ascii="等线" w:eastAsia="等线" w:hAnsi="等线" w:cs="Times New Roman"/>
-          <w:szCs w:val="21"/>
-        </w:rPr>
-        <w:t>/，提升项目结构规范性。</w:t>
-      </w:r>
-    </w:p>
-    <w:p>
-      <w:pPr>
-        <w:rPr>
-          <w:rFonts w:ascii="等线" w:eastAsia="等线" w:hAnsi="等线" w:cs="Times New Roman"/>
+        <w:t>重构测试目录结构，将HumanEval相关评测代码与手写业务测试用例隔离，单独放置于 tests/humaneval/，提升项目结构规范性。</w:t>
+      </w:r>
+    </w:p>
+    <w:p>
+      <w:pPr>
+        <w:rPr>
+          <w:rFonts w:ascii="等线" w:eastAsia="等线" w:hAnsi="等线" w:cs="Times New Roman" w:hint="eastAsia"/>
           <w:szCs w:val="21"/>
         </w:rPr>
       </w:pPr>
@@ -6442,7 +5512,7 @@
     <w:p>
       <w:pPr>
         <w:rPr>
-          <w:rFonts w:ascii="等线" w:eastAsia="等线" w:hAnsi="等线" w:cs="Times New Roman"/>
+          <w:rFonts w:ascii="等线" w:eastAsia="等线" w:hAnsi="等线" w:cs="Times New Roman" w:hint="eastAsia"/>
           <w:szCs w:val="21"/>
         </w:rPr>
       </w:pPr>
@@ -6465,52 +5535,52 @@
     <w:p>
       <w:pPr>
         <w:rPr>
+          <w:rFonts w:ascii="等线" w:eastAsia="等线" w:hAnsi="等线" w:cs="Times New Roman" w:hint="eastAsia"/>
+          <w:szCs w:val="21"/>
+        </w:rPr>
+      </w:pPr>
+      <w:r>
+        <w:rPr>
           <w:rFonts w:ascii="等线" w:eastAsia="等线" w:hAnsi="等线" w:cs="Times New Roman"/>
           <w:szCs w:val="21"/>
         </w:rPr>
+        <w:t>产出文件：</w:t>
+      </w:r>
+    </w:p>
+    <w:p>
+      <w:pPr>
+        <w:rPr>
+          <w:rFonts w:ascii="等线" w:eastAsia="等线" w:hAnsi="等线" w:cs="Times New Roman" w:hint="eastAsia"/>
+          <w:szCs w:val="21"/>
+        </w:rPr>
       </w:pPr>
       <w:r>
         <w:rPr>
           <w:rFonts w:ascii="等线" w:eastAsia="等线" w:hAnsi="等线" w:cs="Times New Roman"/>
           <w:szCs w:val="21"/>
         </w:rPr>
-        <w:t>产出文件：</w:t>
-      </w:r>
-    </w:p>
-    <w:p>
-      <w:pPr>
+        <w:t>删除interfaces.py 、run_benchmark.ps1 、run_prd.ps1</w:t>
+      </w:r>
+    </w:p>
+    <w:p>
+      <w:pPr>
+        <w:rPr>
+          <w:rFonts w:ascii="等线" w:eastAsia="等线" w:hAnsi="等线" w:cs="Times New Roman" w:hint="eastAsia"/>
+          <w:szCs w:val="21"/>
+        </w:rPr>
+      </w:pPr>
+      <w:r>
         <w:rPr>
           <w:rFonts w:ascii="等线" w:eastAsia="等线" w:hAnsi="等线" w:cs="Times New Roman"/>
           <w:szCs w:val="21"/>
         </w:rPr>
-      </w:pPr>
-      <w:r>
-        <w:rPr>
-          <w:rFonts w:ascii="等线" w:eastAsia="等线" w:hAnsi="等线" w:cs="Times New Roman"/>
-          <w:szCs w:val="21"/>
-        </w:rPr>
-        <w:t>删除interfaces.py 、run_benchmark.ps1 、run_prd.ps1</w:t>
-      </w:r>
-    </w:p>
-    <w:p>
-      <w:pPr>
-        <w:rPr>
-          <w:rFonts w:ascii="等线" w:eastAsia="等线" w:hAnsi="等线" w:cs="Times New Roman"/>
-          <w:szCs w:val="21"/>
-        </w:rPr>
-      </w:pPr>
-      <w:r>
-        <w:rPr>
-          <w:rFonts w:ascii="等线" w:eastAsia="等线" w:hAnsi="等线" w:cs="Times New Roman"/>
-          <w:szCs w:val="21"/>
-        </w:rPr>
         <w:t>修改main.py</w:t>
       </w:r>
     </w:p>
     <w:p>
       <w:pPr>
         <w:rPr>
-          <w:rFonts w:ascii="等线" w:eastAsia="等线" w:hAnsi="等线" w:cs="Times New Roman"/>
+          <w:rFonts w:ascii="等线" w:eastAsia="等线" w:hAnsi="等线" w:cs="Times New Roman" w:hint="eastAsia"/>
           <w:szCs w:val="21"/>
         </w:rPr>
       </w:pPr>
@@ -6529,128 +5599,96 @@
         <w:spacing w:before="160" w:after="80"/>
         <w:outlineLvl w:val="2"/>
         <w:rPr>
+          <w:rFonts w:ascii="等线" w:eastAsia="等线" w:hAnsi="等线" w:cs="Times New Roman" w:hint="eastAsia"/>
+          <w:szCs w:val="21"/>
+        </w:rPr>
+      </w:pPr>
+      <w:r>
+        <w:rPr>
           <w:rFonts w:ascii="等线" w:eastAsia="等线" w:hAnsi="等线" w:cs="Times New Roman"/>
           <w:szCs w:val="21"/>
         </w:rPr>
+        <w:t>第七周</w:t>
+      </w:r>
+    </w:p>
+    <w:p>
+      <w:pPr>
+        <w:rPr>
+          <w:rFonts w:ascii="等线" w:eastAsia="等线" w:hAnsi="等线" w:cs="Times New Roman" w:hint="eastAsia"/>
+        </w:rPr>
       </w:pPr>
       <w:r>
         <w:rPr>
           <w:rFonts w:ascii="等线" w:eastAsia="等线" w:hAnsi="等线" w:cs="Times New Roman"/>
-          <w:szCs w:val="21"/>
-        </w:rPr>
-        <w:t>第七周</w:t>
-      </w:r>
-    </w:p>
-    <w:p>
-      <w:pPr>
+        </w:rPr>
+        <w:t>任务完成情况：</w:t>
+      </w:r>
+    </w:p>
+    <w:p>
+      <w:pPr>
+        <w:rPr>
+          <w:rFonts w:ascii="等线" w:eastAsia="等线" w:hAnsi="等线" w:cs="Times New Roman" w:hint="eastAsia"/>
+          <w:szCs w:val="21"/>
+        </w:rPr>
+      </w:pPr>
+      <w:r>
         <w:rPr>
           <w:rFonts w:ascii="等线" w:eastAsia="等线" w:hAnsi="等线" w:cs="Times New Roman"/>
+          <w:szCs w:val="21"/>
+        </w:rPr>
+        <w:t>开发错误自动定位分析完整功能（功能组合 C）：</w:t>
+      </w:r>
+    </w:p>
+    <w:p>
+      <w:pPr>
+        <w:rPr>
+          <w:rFonts w:ascii="等线" w:eastAsia="等线" w:hAnsi="等线" w:cs="Times New Roman" w:hint="eastAsia"/>
+          <w:szCs w:val="21"/>
         </w:rPr>
       </w:pPr>
       <w:r>
         <w:rPr>
           <w:rFonts w:ascii="等线" w:eastAsia="等线" w:hAnsi="等线" w:cs="Times New Roman"/>
-        </w:rPr>
-        <w:t>任务完成情况：</w:t>
-      </w:r>
-    </w:p>
-    <w:p>
-      <w:pPr>
+          <w:szCs w:val="21"/>
+        </w:rPr>
+        <w:t>1.</w:t>
+      </w:r>
+      <w:r>
         <w:rPr>
           <w:rFonts w:ascii="等线" w:eastAsia="等线" w:hAnsi="等线" w:cs="Times New Roman"/>
           <w:szCs w:val="21"/>
         </w:rPr>
+        <w:tab/>
+        <w:t>解析 pytest（Python）、JUnit（Java）两类测试框架原始报错日志，精准抽取报错代码行号、出错所属函数名称。</w:t>
+      </w:r>
+    </w:p>
+    <w:p>
+      <w:pPr>
+        <w:rPr>
+          <w:rFonts w:ascii="等线" w:eastAsia="等线" w:hAnsi="等线" w:cs="Times New Roman" w:hint="eastAsia"/>
+          <w:szCs w:val="21"/>
+        </w:rPr>
       </w:pPr>
       <w:r>
         <w:rPr>
           <w:rFonts w:ascii="等线" w:eastAsia="等线" w:hAnsi="等线" w:cs="Times New Roman"/>
           <w:szCs w:val="21"/>
         </w:rPr>
-        <w:t>开发错误自动定位分析完整功能（功能组合 C）：</w:t>
-      </w:r>
-    </w:p>
-    <w:p>
-      <w:pPr>
+        <w:t>2.</w:t>
+      </w:r>
+      <w:r>
         <w:rPr>
           <w:rFonts w:ascii="等线" w:eastAsia="等线" w:hAnsi="等线" w:cs="Times New Roman"/>
           <w:szCs w:val="21"/>
         </w:rPr>
-      </w:pPr>
-      <w:r>
-        <w:rPr>
-          <w:rFonts w:ascii="等线" w:eastAsia="等线" w:hAnsi="等线" w:cs="Times New Roman"/>
-          <w:szCs w:val="21"/>
-        </w:rPr>
-        <w:t>1.</w:t>
-      </w:r>
-      <w:r>
-        <w:rPr>
-          <w:rFonts w:ascii="等线" w:eastAsia="等线" w:hAnsi="等线" w:cs="Times New Roman"/>
-          <w:szCs w:val="21"/>
-        </w:rPr>
         <w:tab/>
-        <w:t xml:space="preserve">解析 </w:t>
-      </w:r>
-      <w:proofErr w:type="spellStart"/>
-      <w:r>
-        <w:rPr>
-          <w:rFonts w:ascii="等线" w:eastAsia="等线" w:hAnsi="等线" w:cs="Times New Roman"/>
-          <w:szCs w:val="21"/>
-        </w:rPr>
-        <w:t>pytest</w:t>
-      </w:r>
-      <w:proofErr w:type="spellEnd"/>
-      <w:r>
-        <w:rPr>
-          <w:rFonts w:ascii="等线" w:eastAsia="等线" w:hAnsi="等线" w:cs="Times New Roman"/>
-          <w:szCs w:val="21"/>
-        </w:rPr>
-        <w:t>（Python）、JUnit（Java）两类测试框架原始报错日志，精准抽取报错代码行号、出错所属函数名称。</w:t>
-      </w:r>
-    </w:p>
-    <w:p>
-      <w:pPr>
-        <w:rPr>
-          <w:rFonts w:ascii="等线" w:eastAsia="等线" w:hAnsi="等线" w:cs="Times New Roman"/>
-          <w:szCs w:val="21"/>
-        </w:rPr>
-      </w:pPr>
-      <w:r>
-        <w:rPr>
-          <w:rFonts w:ascii="等线" w:eastAsia="等线" w:hAnsi="等线" w:cs="Times New Roman"/>
-          <w:szCs w:val="21"/>
-        </w:rPr>
-        <w:t>2.</w:t>
-      </w:r>
-      <w:r>
-        <w:rPr>
-          <w:rFonts w:ascii="等线" w:eastAsia="等线" w:hAnsi="等线" w:cs="Times New Roman"/>
-          <w:szCs w:val="21"/>
-        </w:rPr>
-        <w:tab/>
-        <w:t>基于报错上下文自动解析</w:t>
-      </w:r>
-      <w:proofErr w:type="gramStart"/>
-      <w:r>
-        <w:rPr>
-          <w:rFonts w:ascii="等线" w:eastAsia="等线" w:hAnsi="等线" w:cs="Times New Roman"/>
-          <w:szCs w:val="21"/>
-        </w:rPr>
-        <w:t>报错根因</w:t>
-      </w:r>
-      <w:proofErr w:type="gramEnd"/>
-      <w:r>
-        <w:rPr>
-          <w:rFonts w:ascii="等线" w:eastAsia="等线" w:hAnsi="等线" w:cs="Times New Roman"/>
-          <w:szCs w:val="21"/>
-        </w:rPr>
-        <w:t>、语法 / 逻辑缺陷说明，生成标准化错误分析报告。</w:t>
-      </w:r>
-    </w:p>
-    <w:p>
-      <w:pPr>
-        <w:rPr>
-          <w:rFonts w:ascii="等线" w:eastAsia="等线" w:hAnsi="等线" w:cs="Times New Roman"/>
+        <w:t>基于报错上下文自动解析报错根因、语法 / 逻辑缺陷说明，生成标准化错误分析报告。</w:t>
+      </w:r>
+    </w:p>
+    <w:p>
+      <w:pPr>
+        <w:rPr>
+          <w:rFonts w:ascii="等线" w:eastAsia="等线" w:hAnsi="等线" w:cs="Times New Roman" w:hint="eastAsia"/>
           <w:szCs w:val="21"/>
         </w:rPr>
       </w:pPr>
@@ -6673,7 +5711,7 @@
     <w:p>
       <w:pPr>
         <w:rPr>
-          <w:rFonts w:ascii="等线" w:eastAsia="等线" w:hAnsi="等线" w:cs="Times New Roman"/>
+          <w:rFonts w:ascii="等线" w:eastAsia="等线" w:hAnsi="等线" w:cs="Times New Roman" w:hint="eastAsia"/>
           <w:szCs w:val="21"/>
         </w:rPr>
       </w:pPr>
@@ -6693,7 +5731,7 @@
         </w:numPr>
         <w:contextualSpacing/>
         <w:rPr>
-          <w:rFonts w:ascii="等线" w:eastAsia="等线" w:hAnsi="等线" w:cs="Times New Roman"/>
+          <w:rFonts w:ascii="等线" w:eastAsia="等线" w:hAnsi="等线" w:cs="Times New Roman" w:hint="eastAsia"/>
         </w:rPr>
       </w:pPr>
       <w:r>
@@ -6711,7 +5749,7 @@
         </w:numPr>
         <w:contextualSpacing/>
         <w:rPr>
-          <w:rFonts w:ascii="等线" w:eastAsia="等线" w:hAnsi="等线" w:cs="Times New Roman"/>
+          <w:rFonts w:ascii="等线" w:eastAsia="等线" w:hAnsi="等线" w:cs="Times New Roman" w:hint="eastAsia"/>
         </w:rPr>
       </w:pPr>
       <w:r>
@@ -6728,24 +5766,24 @@
         <w:spacing w:before="160" w:after="80"/>
         <w:outlineLvl w:val="2"/>
         <w:rPr>
+          <w:rFonts w:ascii="等线" w:eastAsia="等线" w:hAnsi="等线" w:cs="Times New Roman" w:hint="eastAsia"/>
+          <w:color w:val="000000"/>
+          <w:szCs w:val="21"/>
+        </w:rPr>
+      </w:pPr>
+      <w:r>
+        <w:rPr>
           <w:rFonts w:ascii="等线" w:eastAsia="等线" w:hAnsi="等线" w:cs="Times New Roman"/>
           <w:color w:val="000000"/>
           <w:szCs w:val="21"/>
         </w:rPr>
-      </w:pPr>
-      <w:r>
-        <w:rPr>
-          <w:rFonts w:ascii="等线" w:eastAsia="等线" w:hAnsi="等线" w:cs="Times New Roman"/>
-          <w:color w:val="000000"/>
-          <w:szCs w:val="21"/>
-        </w:rPr>
         <w:t>第八周</w:t>
       </w:r>
     </w:p>
     <w:p>
       <w:pPr>
         <w:rPr>
-          <w:rFonts w:ascii="等线" w:eastAsia="等线" w:hAnsi="等线" w:cs="Times New Roman"/>
+          <w:rFonts w:ascii="等线" w:eastAsia="等线" w:hAnsi="等线" w:cs="Times New Roman" w:hint="eastAsia"/>
         </w:rPr>
       </w:pPr>
       <w:r>
@@ -6763,36 +5801,33 @@
         </w:numPr>
         <w:contextualSpacing/>
         <w:rPr>
+          <w:rFonts w:ascii="等线" w:eastAsia="等线" w:hAnsi="等线" w:cs="Times New Roman" w:hint="eastAsia"/>
+        </w:rPr>
+      </w:pPr>
+      <w:r>
+        <w:rPr>
           <w:rFonts w:ascii="等线" w:eastAsia="等线" w:hAnsi="等线" w:cs="Times New Roman"/>
         </w:rPr>
-      </w:pPr>
-      <w:r>
-        <w:rPr>
-          <w:rFonts w:ascii="等线" w:eastAsia="等线" w:hAnsi="等线" w:cs="Times New Roman"/>
-        </w:rPr>
-        <w:t>整理项目文件，梳理项目结构，完成撰写智能</w:t>
-      </w:r>
-      <w:proofErr w:type="gramStart"/>
-      <w:r>
-        <w:rPr>
-          <w:rFonts w:ascii="等线" w:eastAsia="等线" w:hAnsi="等线" w:cs="Times New Roman"/>
-        </w:rPr>
-        <w:t>体工作</w:t>
-      </w:r>
-      <w:proofErr w:type="gramEnd"/>
-      <w:r>
-        <w:rPr>
-          <w:rFonts w:ascii="等线" w:eastAsia="等线" w:hAnsi="等线" w:cs="Times New Roman"/>
-        </w:rPr>
-        <w:t>原理技术报告。</w:t>
-      </w:r>
-    </w:p>
-    <w:p>
-      <w:pPr>
-        <w:rPr>
-          <w:rFonts w:asciiTheme="minorEastAsia" w:hAnsiTheme="minorEastAsia"/>
-        </w:rPr>
-      </w:pPr>
+        <w:t>整理项目文件，梳理项目结构，完成撰写智能体工作原理技术报告。</w:t>
+      </w:r>
+    </w:p>
+    <w:p>
+      <w:pPr>
+        <w:numPr>
+          <w:ilvl w:val="0"/>
+          <w:numId w:val="44"/>
+        </w:numPr>
+        <w:contextualSpacing/>
+        <w:rPr>
+          <w:rFonts w:ascii="等线" w:eastAsia="等线" w:hAnsi="等线" w:cs="Times New Roman" w:hint="eastAsia"/>
+        </w:rPr>
+      </w:pPr>
+      <w:r>
+        <w:rPr>
+          <w:rFonts w:ascii="等线" w:eastAsia="等线" w:hAnsi="等线" w:cs="Times New Roman" w:hint="eastAsia"/>
+        </w:rPr>
+        <w:t>将项目部署到华为云上。</w:t>
+      </w:r>
     </w:p>
     <w:p>
       <w:pPr>
@@ -6810,23 +5845,44 @@
           <w:bCs/>
         </w:rPr>
       </w:pPr>
-      <w:proofErr w:type="gramStart"/>
       <w:r>
         <w:rPr>
           <w:rFonts w:ascii="等线" w:eastAsia="等线" w:hAnsi="等线" w:cs="Times New Roman"/>
           <w:b/>
           <w:bCs/>
         </w:rPr>
-        <w:t>雨萌每</w:t>
-      </w:r>
-      <w:proofErr w:type="gramEnd"/>
+        <w:t>雨萌每周工作总结</w:t>
+      </w:r>
+    </w:p>
+    <w:p>
+      <w:pPr>
+        <w:outlineLvl w:val="2"/>
+        <w:rPr>
+          <w:rFonts w:ascii="等线" w:eastAsia="等线" w:hAnsi="等线" w:cs="Times New Roman" w:hint="eastAsia"/>
+          <w:b/>
+          <w:bCs/>
+        </w:rPr>
+      </w:pPr>
       <w:r>
         <w:rPr>
           <w:rFonts w:ascii="等线" w:eastAsia="等线" w:hAnsi="等线" w:cs="Times New Roman"/>
           <w:b/>
           <w:bCs/>
         </w:rPr>
-        <w:t>周工作总结</w:t>
+        <w:t>第 1 - 2 周：</w:t>
+      </w:r>
+    </w:p>
+    <w:p>
+      <w:pPr>
+        <w:rPr>
+          <w:rFonts w:ascii="等线" w:eastAsia="等线" w:hAnsi="等线" w:cs="Times New Roman" w:hint="eastAsia"/>
+        </w:rPr>
+      </w:pPr>
+      <w:r>
+        <w:rPr>
+          <w:rFonts w:ascii="等线" w:eastAsia="等线" w:hAnsi="等线" w:cs="Times New Roman"/>
+        </w:rPr>
+        <w:t>基准测试设计与初步需求分析 根据任务分工，重点针对两数之和、回文数、反转字符串、atoi、最长回文子串等 5 个 LeetCode 典型基准测试用例进行测试设计。编写详细的需求描述与预期输出，完成核心业务流程的初步功能需求梳理。</w:t>
       </w:r>
     </w:p>
     <w:p>
@@ -6844,7 +5900,7 @@
           <w:b/>
           <w:bCs/>
         </w:rPr>
-        <w:t>第 1 - 2 周：</w:t>
+        <w:t>第 3 - 4 周：</w:t>
       </w:r>
     </w:p>
     <w:p>
@@ -6857,63 +5913,7 @@
         <w:rPr>
           <w:rFonts w:ascii="等线" w:eastAsia="等线" w:hAnsi="等线" w:cs="Times New Roman"/>
         </w:rPr>
-        <w:t>基准测试设计与初步需求分析 根据任务分工，重点针对两数之和、回文数、反转字符串、</w:t>
-      </w:r>
-      <w:proofErr w:type="spellStart"/>
-      <w:r>
-        <w:rPr>
-          <w:rFonts w:ascii="等线" w:eastAsia="等线" w:hAnsi="等线" w:cs="Times New Roman"/>
-        </w:rPr>
-        <w:t>atoi</w:t>
-      </w:r>
-      <w:proofErr w:type="spellEnd"/>
-      <w:r>
-        <w:rPr>
-          <w:rFonts w:ascii="等线" w:eastAsia="等线" w:hAnsi="等线" w:cs="Times New Roman"/>
-        </w:rPr>
-        <w:t>、最长</w:t>
-      </w:r>
-      <w:proofErr w:type="gramStart"/>
-      <w:r>
-        <w:rPr>
-          <w:rFonts w:ascii="等线" w:eastAsia="等线" w:hAnsi="等线" w:cs="Times New Roman"/>
-        </w:rPr>
-        <w:t>回文子串等</w:t>
-      </w:r>
-      <w:proofErr w:type="gramEnd"/>
-      <w:r>
-        <w:rPr>
-          <w:rFonts w:ascii="等线" w:eastAsia="等线" w:hAnsi="等线" w:cs="Times New Roman"/>
-        </w:rPr>
-        <w:t xml:space="preserve"> 5 </w:t>
-      </w:r>
-      <w:proofErr w:type="gramStart"/>
-      <w:r>
-        <w:rPr>
-          <w:rFonts w:ascii="等线" w:eastAsia="等线" w:hAnsi="等线" w:cs="Times New Roman"/>
-        </w:rPr>
-        <w:t>个</w:t>
-      </w:r>
-      <w:proofErr w:type="gramEnd"/>
-      <w:r>
-        <w:rPr>
-          <w:rFonts w:ascii="等线" w:eastAsia="等线" w:hAnsi="等线" w:cs="Times New Roman"/>
-        </w:rPr>
-        <w:t xml:space="preserve"> </w:t>
-      </w:r>
-      <w:proofErr w:type="spellStart"/>
-      <w:r>
-        <w:rPr>
-          <w:rFonts w:ascii="等线" w:eastAsia="等线" w:hAnsi="等线" w:cs="Times New Roman"/>
-        </w:rPr>
-        <w:t>LeetCode</w:t>
-      </w:r>
-      <w:proofErr w:type="spellEnd"/>
-      <w:r>
-        <w:rPr>
-          <w:rFonts w:ascii="等线" w:eastAsia="等线" w:hAnsi="等线" w:cs="Times New Roman"/>
-        </w:rPr>
-        <w:t xml:space="preserve"> 典型基准测试用例进行测试设计。编写详细的需求描述与预期输出，完成核心业务流程的初步功能需求梳理。</w:t>
+        <w:t>核心执行器与核心接口编写 独立负责并编写系统核心执行器 tools/executor.py。利用操作系统级子进程（subprocess）成功实现单元测试（pytest）的隔离运行与日志捕获功能，并预留 Java（JUnit）的编译运行分支架构。</w:t>
       </w:r>
     </w:p>
     <w:p>
@@ -6931,7 +5931,7 @@
           <w:b/>
           <w:bCs/>
         </w:rPr>
-        <w:t>第 3 - 4 周：</w:t>
+        <w:t>第 5 - 6 周：</w:t>
       </w:r>
     </w:p>
     <w:p>
@@ -6944,35 +5944,14 @@
         <w:rPr>
           <w:rFonts w:ascii="等线" w:eastAsia="等线" w:hAnsi="等线" w:cs="Times New Roman"/>
         </w:rPr>
-        <w:t>核心执行器与核心接口编写 独立负责并编写系统核心执行器 tools/executor.py。利用</w:t>
-      </w:r>
-      <w:proofErr w:type="gramStart"/>
+        <w:t>系统功能迭代与需求同步更新 配合团队进行主分支代码的 pull 与合并联调。针对系统生成的 Python 核心代码进行边界条件调试，开展微服务接口测试。在此期间，随着团队系统</w:t>
+      </w:r>
       <w:r>
         <w:rPr>
           <w:rFonts w:ascii="等线" w:eastAsia="等线" w:hAnsi="等线" w:cs="Times New Roman"/>
         </w:rPr>
-        <w:t>操作系统级子进程</w:t>
-      </w:r>
-      <w:proofErr w:type="gramEnd"/>
-      <w:r>
-        <w:rPr>
-          <w:rFonts w:ascii="等线" w:eastAsia="等线" w:hAnsi="等线" w:cs="Times New Roman"/>
-        </w:rPr>
-        <w:t>（subprocess）成功实现单元测试（</w:t>
-      </w:r>
-      <w:proofErr w:type="spellStart"/>
-      <w:r>
-        <w:rPr>
-          <w:rFonts w:ascii="等线" w:eastAsia="等线" w:hAnsi="等线" w:cs="Times New Roman"/>
-        </w:rPr>
-        <w:t>pytest</w:t>
-      </w:r>
-      <w:proofErr w:type="spellEnd"/>
-      <w:r>
-        <w:rPr>
-          <w:rFonts w:ascii="等线" w:eastAsia="等线" w:hAnsi="等线" w:cs="Times New Roman"/>
-        </w:rPr>
-        <w:t>）的隔离运行与日志捕获功能，并预留 Java（JUnit）的编译运行分支架构。</w:t>
+        <w:lastRenderedPageBreak/>
+        <w:t>代码的不断迭代与变更，实时同步跟进并反复修改、调整了系统的需求分析说明书（需求）。</w:t>
       </w:r>
     </w:p>
     <w:p>
@@ -6990,7 +5969,7 @@
           <w:b/>
           <w:bCs/>
         </w:rPr>
-        <w:t>第 5 - 6 周：</w:t>
+        <w:t>第 7 - 8 周：</w:t>
       </w:r>
     </w:p>
     <w:p>
@@ -7003,73 +5982,7 @@
         <w:rPr>
           <w:rFonts w:ascii="等线" w:eastAsia="等线" w:hAnsi="等线" w:cs="Times New Roman"/>
         </w:rPr>
-        <w:t>系统功能迭代与需求同步更新 配合团队进行主分支代码的 pull 与合并联调。针对系统生成的 Python 核心代码进行边界条件调试，开展</w:t>
-      </w:r>
-      <w:proofErr w:type="gramStart"/>
-      <w:r>
-        <w:rPr>
-          <w:rFonts w:ascii="等线" w:eastAsia="等线" w:hAnsi="等线" w:cs="Times New Roman"/>
-        </w:rPr>
-        <w:t>微服务</w:t>
-      </w:r>
-      <w:proofErr w:type="gramEnd"/>
-      <w:r>
-        <w:rPr>
-          <w:rFonts w:ascii="等线" w:eastAsia="等线" w:hAnsi="等线" w:cs="Times New Roman"/>
-        </w:rPr>
-        <w:t>接口测试。在此期间，随着团队系统</w:t>
-      </w:r>
-      <w:r>
-        <w:rPr>
-          <w:rFonts w:ascii="等线" w:eastAsia="等线" w:hAnsi="等线" w:cs="Times New Roman"/>
-        </w:rPr>
-        <w:lastRenderedPageBreak/>
-        <w:t>代码的不断迭代与变更，实时同步跟进并反复修改、调整了系统的需求分析说明书（需求）。</w:t>
-      </w:r>
-    </w:p>
-    <w:p>
-      <w:pPr>
-        <w:outlineLvl w:val="2"/>
-        <w:rPr>
-          <w:rFonts w:ascii="等线" w:eastAsia="等线" w:hAnsi="等线" w:cs="Times New Roman" w:hint="eastAsia"/>
-          <w:b/>
-          <w:bCs/>
-        </w:rPr>
-      </w:pPr>
-      <w:r>
-        <w:rPr>
-          <w:rFonts w:ascii="等线" w:eastAsia="等线" w:hAnsi="等线" w:cs="Times New Roman"/>
-          <w:b/>
-          <w:bCs/>
-        </w:rPr>
-        <w:t>第 7 - 8 周（本周）：</w:t>
-      </w:r>
-    </w:p>
-    <w:p>
-      <w:pPr>
-        <w:rPr>
-          <w:rFonts w:ascii="等线" w:eastAsia="等线" w:hAnsi="等线" w:cs="Times New Roman" w:hint="eastAsia"/>
-        </w:rPr>
-      </w:pPr>
-      <w:r>
-        <w:rPr>
-          <w:rFonts w:ascii="等线" w:eastAsia="等线" w:hAnsi="等线" w:cs="Times New Roman"/>
-        </w:rPr>
-        <w:t>API架构更迭、提示词优化与交付物排版 因团队系统底层大模型全面切换为 DeepSeek API，在最终冲刺阶段紧急跟进，针对 DeepSeek 的机制重新调研大模型选型规划与状态流设计。优化提示</w:t>
-      </w:r>
-      <w:proofErr w:type="gramStart"/>
-      <w:r>
-        <w:rPr>
-          <w:rFonts w:ascii="等线" w:eastAsia="等线" w:hAnsi="等线" w:cs="Times New Roman"/>
-        </w:rPr>
-        <w:t>词工程</w:t>
-      </w:r>
-      <w:proofErr w:type="gramEnd"/>
-      <w:r>
-        <w:rPr>
-          <w:rFonts w:ascii="等线" w:eastAsia="等线" w:hAnsi="等线" w:cs="Times New Roman"/>
-        </w:rPr>
-        <w:t>策略（Prompt），细化状态机核心决策表格与工具调用矩阵。同时，随着代码的最终定型，再次全面重构并更新了需求分析文档</w:t>
+        <w:t>API架构更迭、提示词优化与交付物排版 因团队系统底层大模型全面切换为 DeepSeek API，在最终冲刺阶段紧急跟进，针对 DeepSeek 的机制重新调研大模型选型规划与状态流设计。优化提示词工程策略（Prompt），细化状态机核心决策表格与工具调用矩阵。同时，随着代码的最终定型，再次全面重构并更新了需求分析文档</w:t>
       </w:r>
       <w:r>
         <w:rPr>
@@ -7157,17 +6070,17 @@
     </w:p>
     <w:p>
       <w:pPr>
-        <w:rPr>
-          <w:rFonts w:asciiTheme="minorEastAsia" w:hAnsiTheme="minorEastAsia" w:hint="eastAsia"/>
-        </w:rPr>
-      </w:pPr>
-    </w:p>
-    <w:p>
-      <w:pPr>
-        <w:rPr>
-          <w:rFonts w:asciiTheme="minorEastAsia" w:hAnsiTheme="minorEastAsia" w:hint="eastAsia"/>
-        </w:rPr>
-      </w:pPr>
+        <w:outlineLvl w:val="1"/>
+        <w:rPr>
+          <w:rFonts w:asciiTheme="minorEastAsia" w:hAnsiTheme="minorEastAsia" w:hint="eastAsia"/>
+        </w:rPr>
+      </w:pPr>
+      <w:r>
+        <w:rPr>
+          <w:rFonts w:asciiTheme="minorEastAsia" w:hAnsiTheme="minorEastAsia" w:hint="eastAsia"/>
+        </w:rPr>
+        <w:t>刘妍妍每周工作总结</w:t>
+      </w:r>
     </w:p>
     <w:p>
       <w:pPr>
